--- a/public/templates/pricetag/disc-reg-tgg-allocation.docx
+++ b/public/templates/pricetag/disc-reg-tgg-allocation.docx
@@ -151,7 +151,7 @@
           <w:lang w:val="en-US"/>
         </w:rPr>
         <w:pict>
-          <v:shape id="_x0000_s1078" type="#_x0000_t136" style="position:absolute;margin-left:296.85pt;margin-top:-99pt;width:72.15pt;height:9pt;z-index:251693056" fillcolor="black [3213]" stroked="f" strokecolor="#002060" strokeweight="1.5pt">
+          <v:shape id="_x0000_s1078" type="#_x0000_t136" style="position:absolute;margin-left:296.85pt;margin-top:-91pt;width:72.15pt;height:9pt;z-index:251693056" fillcolor="black [3213]" stroked="f" strokecolor="#002060" strokeweight="1.5pt">
             <v:shadow color="#900"/>
             <v:textpath style="font-family:&quot;Arial Narrow&quot;;v-text-kern:t" trim="t" fitpath="t" string="JUMLAH POP : 3"/>
           </v:shape>
@@ -281,7 +281,7 @@
       <w:headerReference w:type="first" r:id="rId12"/>
       <w:footerReference w:type="first" r:id="rId13"/>
       <w:pgSz w:w="11906" w:h="16838"/>
-      <w:pgMar w:top="2665" w:right="2552" w:bottom="12039" w:left="2268" w:header="709" w:footer="709" w:gutter="0"/>
+      <w:pgMar w:top="2505" w:right="2552" w:bottom="12039" w:left="2268" w:header="709" w:footer="709" w:gutter="0"/>
       <w:cols w:space="708"/>
       <w:docGrid w:linePitch="360"/>
     </w:sectPr>

--- a/public/templates/pricetag/disc-reg-tgg-allocation.docx
+++ b/public/templates/pricetag/disc-reg-tgg-allocation.docx
@@ -151,7 +151,7 @@
           <w:lang w:val="en-US"/>
         </w:rPr>
         <w:pict>
-          <v:shape id="_x0000_s1078" type="#_x0000_t136" style="position:absolute;margin-left:296.85pt;margin-top:-91pt;width:72.15pt;height:9pt;z-index:251693056" fillcolor="black [3213]" stroked="f" strokecolor="#002060" strokeweight="1.5pt">
+          <v:shape id="_x0000_s1078" type="#_x0000_t136" style="position:absolute;margin-left:296.85pt;margin-top:-99pt;width:72.15pt;height:9pt;z-index:251693056" fillcolor="black [3213]" stroked="f" strokecolor="#002060" strokeweight="1.5pt">
             <v:shadow color="#900"/>
             <v:textpath style="font-family:&quot;Arial Narrow&quot;;v-text-kern:t" trim="t" fitpath="t" string="JUMLAH POP : 3"/>
           </v:shape>
@@ -281,7 +281,7 @@
       <w:headerReference w:type="first" r:id="rId12"/>
       <w:footerReference w:type="first" r:id="rId13"/>
       <w:pgSz w:w="11906" w:h="16838"/>
-      <w:pgMar w:top="2505" w:right="2552" w:bottom="12039" w:left="2268" w:header="709" w:footer="709" w:gutter="0"/>
+      <w:pgMar w:top="2665" w:right="2552" w:bottom="12039" w:left="2268" w:header="709" w:footer="709" w:gutter="0"/>
       <w:cols w:space="708"/>
       <w:docGrid w:linePitch="360"/>
     </w:sectPr>

--- a/public/templates/pricetag/disc-reg-tgg-allocation.docx
+++ b/public/templates/pricetag/disc-reg-tgg-allocation.docx
@@ -1,6 +1,6 @@
 
 <file path=word/document.xml><?xml version="1.0" encoding="utf-8"?>
-<w:document xmlns:wpc="http://schemas.microsoft.com/office/word/2010/wordprocessingCanvas" xmlns:mc="http://schemas.openxmlformats.org/markup-compatibility/2006" xmlns:o="urn:schemas-microsoft-com:office:office" xmlns:r="http://schemas.openxmlformats.org/officeDocument/2006/relationships" xmlns:m="http://schemas.openxmlformats.org/officeDocument/2006/math" xmlns:v="urn:schemas-microsoft-com:vml" xmlns:wp14="http://schemas.microsoft.com/office/word/2010/wordprocessingDrawing" xmlns:wp="http://schemas.openxmlformats.org/drawingml/2006/wordprocessingDrawing" xmlns:w10="urn:schemas-microsoft-com:office:word" xmlns:w="http://schemas.openxmlformats.org/wordprocessingml/2006/main" xmlns:w14="http://schemas.microsoft.com/office/word/2010/wordml" xmlns:wpg="http://schemas.microsoft.com/office/word/2010/wordprocessingGroup" xmlns:wpi="http://schemas.microsoft.com/office/word/2010/wordprocessingInk" xmlns:wne="http://schemas.microsoft.com/office/word/2006/wordml" xmlns:wps="http://schemas.microsoft.com/office/word/2010/wordprocessingShape" mc:Ignorable="w14 wp14">
+<w:document xmlns:wpc="http://schemas.microsoft.com/office/word/2010/wordprocessingCanvas" xmlns:cx="http://schemas.microsoft.com/office/drawing/2014/chartex" xmlns:cx1="http://schemas.microsoft.com/office/drawing/2015/9/8/chartex" xmlns:cx2="http://schemas.microsoft.com/office/drawing/2015/10/21/chartex" xmlns:cx3="http://schemas.microsoft.com/office/drawing/2016/5/9/chartex" xmlns:cx4="http://schemas.microsoft.com/office/drawing/2016/5/10/chartex" xmlns:cx5="http://schemas.microsoft.com/office/drawing/2016/5/11/chartex" xmlns:cx6="http://schemas.microsoft.com/office/drawing/2016/5/12/chartex" xmlns:cx7="http://schemas.microsoft.com/office/drawing/2016/5/13/chartex" xmlns:cx8="http://schemas.microsoft.com/office/drawing/2016/5/14/chartex" xmlns:mc="http://schemas.openxmlformats.org/markup-compatibility/2006" xmlns:aink="http://schemas.microsoft.com/office/drawing/2016/ink" xmlns:am3d="http://schemas.microsoft.com/office/drawing/2017/model3d" xmlns:o="urn:schemas-microsoft-com:office:office" xmlns:oel="http://schemas.microsoft.com/office/2019/extlst" xmlns:r="http://schemas.openxmlformats.org/officeDocument/2006/relationships" xmlns:m="http://schemas.openxmlformats.org/officeDocument/2006/math" xmlns:v="urn:schemas-microsoft-com:vml" xmlns:wp14="http://schemas.microsoft.com/office/word/2010/wordprocessingDrawing" xmlns:wp="http://schemas.openxmlformats.org/drawingml/2006/wordprocessingDrawing" xmlns:w10="urn:schemas-microsoft-com:office:word" xmlns:w="http://schemas.openxmlformats.org/wordprocessingml/2006/main" xmlns:w14="http://schemas.microsoft.com/office/word/2010/wordml" xmlns:w15="http://schemas.microsoft.com/office/word/2012/wordml" xmlns:w16cex="http://schemas.microsoft.com/office/word/2018/wordml/cex" xmlns:w16cid="http://schemas.microsoft.com/office/word/2016/wordml/cid" xmlns:w16="http://schemas.microsoft.com/office/word/2018/wordml" xmlns:w16du="http://schemas.microsoft.com/office/word/2023/wordml/word16du" xmlns:w16sdtdh="http://schemas.microsoft.com/office/word/2020/wordml/sdtdatahash" xmlns:w16sdtfl="http://schemas.microsoft.com/office/word/2024/wordml/sdtformatlock" xmlns:w16se="http://schemas.microsoft.com/office/word/2015/wordml/symex" xmlns:wpg="http://schemas.microsoft.com/office/word/2010/wordprocessingGroup" xmlns:wpi="http://schemas.microsoft.com/office/word/2010/wordprocessingInk" xmlns:wne="http://schemas.microsoft.com/office/word/2006/wordml" xmlns:wps="http://schemas.microsoft.com/office/word/2010/wordprocessingShape" mc:Ignorable="w14 w15 w16se w16cid w16 w16cex w16sdtdh w16sdtfl w16du wp14">
   <w:body>
     <w:p>
       <w:pPr>
@@ -17,7 +17,20 @@
           <w:noProof/>
           <w:lang w:val="en-US"/>
         </w:rPr>
-        <w:pict>
+        <w:pict w14:anchorId="13DE6945">
+          <v:shapetype id="_x0000_t32" coordsize="21600,21600" o:spt="32" o:oned="t" path="m,l21600,21600e" filled="f">
+            <v:path arrowok="t" fillok="f" o:connecttype="none"/>
+            <o:lock v:ext="edit" shapetype="t"/>
+          </v:shapetype>
+          <v:shape id="_x0000_s1079" type="#_x0000_t32" style="position:absolute;margin-left:292.05pt;margin-top:5pt;width:68.1pt;height:7pt;flip:y;z-index:251694080" o:connectortype="straight" strokecolor="#e00" strokeweight="1pt"/>
+        </w:pict>
+      </w:r>
+      <w:r>
+        <w:rPr>
+          <w:noProof/>
+          <w:lang w:val="en-US"/>
+        </w:rPr>
+        <w:pict w14:anchorId="28D0BE89">
           <v:shapetype id="_x0000_t136" coordsize="21600,21600" o:spt="136" adj="10800" path="m@7,l@8,m@5,21600l@6,21600e">
             <v:formulas>
               <v:f eqn="sum #0 0 10800"/>
@@ -53,7 +66,7 @@
           <w:noProof/>
           <w:lang w:val="en-US"/>
         </w:rPr>
-        <w:pict>
+        <w:pict w14:anchorId="6B2A571F">
           <v:shape id="_x0000_s1064" type="#_x0000_t136" style="position:absolute;margin-left:64.35pt;margin-top:-27pt;width:185.4pt;height:90pt;z-index:251678720" fillcolor="red" strokecolor="red" strokeweight="3pt">
             <v:shadow color="#900"/>
             <v:textpath style="font-family:&quot;Book Antiqua&quot;;font-weight:bold;v-text-kern:t" trim="t" fitpath="t" string="&lt;&lt;Program&gt;&gt;"/>
@@ -65,7 +78,7 @@
           <w:noProof/>
           <w:lang w:val="en-US"/>
         </w:rPr>
-        <w:pict>
+        <w:pict w14:anchorId="525D39CB">
           <v:shape id="_x0000_s1062" type="#_x0000_t136" style="position:absolute;margin-left:-11.25pt;margin-top:3pt;width:63pt;height:40pt;z-index:251676672" fillcolor="#00b0f0" stroked="f" strokecolor="#002060" strokeweight="1.5pt">
             <v:shadow color="#900"/>
             <v:textpath style="font-family:&quot;Arial Narrow&quot;;font-weight:bold;v-text-kern:t" trim="t" fitpath="t" string="*Promo Berlaku&#10;Selama Alokasi&#10;Masih Ada"/>
@@ -77,20 +90,7 @@
           <w:noProof/>
           <w:lang w:val="en-US"/>
         </w:rPr>
-        <w:pict>
-          <v:shapetype id="_x0000_t32" coordsize="21600,21600" o:spt="32" o:oned="t" path="m,l21600,21600e" filled="f">
-            <v:path arrowok="t" fillok="f" o:connecttype="none"/>
-            <o:lock v:ext="edit" shapetype="t"/>
-          </v:shapetype>
-          <v:shape id="_x0000_s1071" type="#_x0000_t32" style="position:absolute;margin-left:270pt;margin-top:7pt;width:90pt;height:11pt;flip:y;z-index:251685888" o:connectortype="straight" strokeweight="1pt"/>
-        </w:pict>
-      </w:r>
-      <w:r>
-        <w:rPr>
-          <w:noProof/>
-          <w:lang w:val="en-US"/>
-        </w:rPr>
-        <w:pict>
+        <w:pict w14:anchorId="6EF7F4C7">
           <v:shape id="_x0000_s1070" type="#_x0000_t136" style="position:absolute;margin-left:279pt;margin-top:5pt;width:9pt;height:9pt;z-index:251684864" fillcolor="red" stroked="f" strokecolor="red" strokeweight="1.5pt">
             <v:shadow color="#900"/>
             <v:textpath style="font-family:&quot;Calisto MT&quot;;v-text-kern:t" trim="t" fitpath="t" string="Rp"/>
@@ -102,8 +102,8 @@
           <w:noProof/>
           <w:lang w:val="en-US"/>
         </w:rPr>
-        <w:pict>
-          <v:shape id="_x0000_s1067" type="#_x0000_t136" style="position:absolute;margin-left:297pt;margin-top:5pt;width:54pt;height:11pt;z-index:251681792" fillcolor="red" stroked="f" strokecolor="red" strokeweight="1.5pt">
+        <w:pict w14:anchorId="397667A9">
+          <v:shape id="_x0000_s1067" type="#_x0000_t136" style="position:absolute;margin-left:297pt;margin-top:5pt;width:54pt;height:11pt;z-index:251681792" fillcolor="black [3213]" stroked="f" strokecolor="red" strokeweight="1.5pt">
             <v:shadow color="#900"/>
             <v:textpath style="font-family:&quot;Book Antiqua&quot;;font-weight:bold;v-text-kern:t" trim="t" fitpath="t" string="&lt;&lt;HargaNormal&gt;&gt;"/>
           </v:shape>
@@ -114,7 +114,7 @@
           <w:noProof/>
           <w:lang w:val="en-US"/>
         </w:rPr>
-        <w:pict>
+        <w:pict w14:anchorId="0E73917E">
           <v:shape id="_x0000_s1073" type="#_x0000_t136" style="position:absolute;margin-left:297pt;margin-top:18pt;width:54pt;height:9pt;z-index:251687936" fillcolor="black [3213]" stroked="f" strokecolor="#002060" strokeweight="1.5pt">
             <v:shadow color="#900"/>
             <v:textpath style="font-family:&quot;Arial Narrow&quot;;v-text-kern:t" trim="t" fitpath="t" string="( Harga Normal )"/>
@@ -126,19 +126,19 @@
           <w:noProof/>
           <w:lang w:val="en-US"/>
         </w:rPr>
-        <w:pict>
+        <w:pict w14:anchorId="02A1531D">
           <v:shape id="_x0000_s1069" type="#_x0000_t136" style="position:absolute;margin-left:4in;margin-top:36pt;width:81pt;height:16pt;z-index:251683840" fillcolor="red" stroked="f" strokecolor="red" strokeweight="1.5pt">
             <v:shadow color="#900"/>
-            <v:textpath style="font-family:&quot;Book Antiqua&quot;;font-weight:bold;v-text-kern:t" trim="t" fitpath="t" string="&lt;&lt;HargaPromo&gt;&gt;"/>
-          </v:shape>
-        </w:pict>
-      </w:r>
-      <w:r>
-        <w:rPr>
-          <w:noProof/>
-          <w:lang w:val="en-US"/>
-        </w:rPr>
-        <w:pict>
+            <v:textpath style="font-family:&quot;Berlin Sans FB&quot;;font-weight:bold;v-text-kern:t" trim="t" fitpath="t" string="&lt;&lt;HargaPromo&gt;&gt;"/>
+          </v:shape>
+        </w:pict>
+      </w:r>
+      <w:r>
+        <w:rPr>
+          <w:noProof/>
+          <w:lang w:val="en-US"/>
+        </w:rPr>
+        <w:pict w14:anchorId="01FE25D4">
           <v:shape id="_x0000_s1074" type="#_x0000_t136" style="position:absolute;margin-left:279pt;margin-top:54pt;width:90pt;height:9pt;z-index:251688960" fillcolor="black [3213]" stroked="f" strokecolor="#002060" strokeweight="1.5pt">
             <v:shadow color="#900"/>
             <v:textpath style="font-family:&quot;Arial Narrow&quot;;v-text-kern:t" trim="t" fitpath="t" string="( Harga Sesudah di Diskon )"/>
@@ -150,7 +150,7 @@
           <w:noProof/>
           <w:lang w:val="en-US"/>
         </w:rPr>
-        <w:pict>
+        <w:pict w14:anchorId="0DFDE287">
           <v:shape id="_x0000_s1078" type="#_x0000_t136" style="position:absolute;margin-left:296.85pt;margin-top:-99pt;width:72.15pt;height:9pt;z-index:251693056" fillcolor="black [3213]" stroked="f" strokecolor="#002060" strokeweight="1.5pt">
             <v:shadow color="#900"/>
             <v:textpath style="font-family:&quot;Arial Narrow&quot;;v-text-kern:t" trim="t" fitpath="t" string="JUMLAH POP : 3"/>
@@ -162,7 +162,7 @@
           <w:noProof/>
           <w:lang w:val="en-US"/>
         </w:rPr>
-        <w:pict>
+        <w:pict w14:anchorId="5FE81B78">
           <v:shape id="_x0000_s1063" type="#_x0000_t136" style="position:absolute;margin-left:-2.25pt;margin-top:-27pt;width:47.25pt;height:18pt;z-index:251677696" fillcolor="red" stroked="f" strokecolor="red" strokeweight="1.5pt">
             <v:shadow color="#900"/>
             <v:textpath style="font-family:&quot;Book Antiqua&quot;;font-size:20pt;font-weight:bold;v-text-kern:t" trim="t" fitpath="t" string="Diskon :"/>
@@ -174,7 +174,7 @@
           <w:noProof/>
           <w:lang w:val="en-US"/>
         </w:rPr>
-        <w:pict>
+        <w:pict w14:anchorId="6672B948">
           <v:shape id="_x0000_s1061" type="#_x0000_t136" style="position:absolute;margin-left:51.75pt;margin-top:-54pt;width:317.25pt;height:18pt;z-index:251675648" fillcolor="#00b0f0" strokecolor="black [3213]" strokeweight=".25pt">
             <v:shadow color="#900"/>
             <v:textpath style="font-family:&quot;Arial Black&quot;;font-weight:bold;v-text-kern:t" trim="t" fitpath="t" string="&lt;&lt;NamaBarang&gt;&gt;"/>
@@ -186,7 +186,7 @@
           <w:noProof/>
           <w:lang w:val="en-US"/>
         </w:rPr>
-        <w:pict>
+        <w:pict w14:anchorId="5A3ADBFE">
           <v:shape id="_x0000_s1065" type="#_x0000_t136" style="position:absolute;margin-left:252pt;margin-top:-18pt;width:18pt;height:27pt;z-index:251679744" fillcolor="red" stroked="f" strokecolor="red" strokeweight="1.5pt">
             <v:shadow color="#900"/>
             <v:textpath style="font-family:&quot;Calisto MT&quot;;v-text-kern:t" trim="t" fitpath="t" string="%"/>
@@ -198,7 +198,7 @@
           <w:noProof/>
           <w:lang w:val="en-US"/>
         </w:rPr>
-        <w:pict>
+        <w:pict w14:anchorId="1F167B23">
           <v:shape id="_x0000_s1075" type="#_x0000_t136" style="position:absolute;margin-left:4in;margin-top:-27pt;width:81pt;height:9pt;z-index:251689984" fillcolor="black [3213]" stroked="f" strokecolor="#002060" strokeweight="1.5pt">
             <v:shadow color="#900"/>
             <v:textpath style="font-family:&quot;Arial Narrow&quot;;v-text-kern:t" trim="t" fitpath="t" string="( PLU : &lt;&lt;PLU&gt;&gt; )"/>
@@ -229,7 +229,7 @@
           <w:noProof/>
           <w:lang w:val="en-US"/>
         </w:rPr>
-        <w:pict>
+        <w:pict w14:anchorId="3C7EBBB7">
           <v:shape id="_x0000_s1068" type="#_x0000_t136" style="position:absolute;margin-left:270pt;margin-top:6.55pt;width:9pt;height:9pt;z-index:251682816" fillcolor="red" stroked="f" strokecolor="red" strokeweight="1.5pt">
             <v:shadow color="#900"/>
             <v:textpath style="font-family:&quot;Calisto MT&quot;;v-text-kern:t" trim="t" fitpath="t" string="Rp"/>
@@ -251,7 +251,7 @@
           <w:noProof/>
           <w:lang w:val="en-US"/>
         </w:rPr>
-        <w:pict>
+        <w:pict w14:anchorId="64F438B0">
           <v:shape id="_x0000_s1077" type="#_x0000_t136" style="position:absolute;margin-left:-11.25pt;margin-top:1.1pt;width:63pt;height:9pt;z-index:251692032" fillcolor="red" stroked="f" strokecolor="#002060" strokeweight="1.5pt">
             <v:shadow color="#900"/>
             <v:textpath style="font-family:&quot;Arial Narrow&quot;;font-weight:bold;v-text-kern:t" trim="t" fitpath="t" string="Alokasi : &lt;&lt;Alokasi&gt;&gt;Pcs"/>
@@ -270,16 +270,14 @@
         </w:rPr>
         <w:t>`</w:t>
       </w:r>
-      <w:bookmarkStart w:id="0" w:name="_GoBack"/>
-      <w:bookmarkEnd w:id="0"/>
     </w:p>
     <w:sectPr>
-      <w:headerReference w:type="even" r:id="rId8"/>
-      <w:headerReference w:type="default" r:id="rId9"/>
-      <w:footerReference w:type="even" r:id="rId10"/>
-      <w:footerReference w:type="default" r:id="rId11"/>
-      <w:headerReference w:type="first" r:id="rId12"/>
-      <w:footerReference w:type="first" r:id="rId13"/>
+      <w:headerReference w:type="even" r:id="rId7"/>
+      <w:headerReference w:type="default" r:id="rId8"/>
+      <w:footerReference w:type="even" r:id="rId9"/>
+      <w:footerReference w:type="default" r:id="rId10"/>
+      <w:headerReference w:type="first" r:id="rId11"/>
+      <w:footerReference w:type="first" r:id="rId12"/>
       <w:pgSz w:w="11906" w:h="16838"/>
       <w:pgMar w:top="2665" w:right="2552" w:bottom="12039" w:left="2268" w:header="709" w:footer="709" w:gutter="0"/>
       <w:cols w:space="708"/>
@@ -290,7 +288,7 @@
 </file>
 
 <file path=word/endnotes.xml><?xml version="1.0" encoding="utf-8"?>
-<w:endnotes xmlns:wpc="http://schemas.microsoft.com/office/word/2010/wordprocessingCanvas" xmlns:mc="http://schemas.openxmlformats.org/markup-compatibility/2006" xmlns:o="urn:schemas-microsoft-com:office:office" xmlns:r="http://schemas.openxmlformats.org/officeDocument/2006/relationships" xmlns:m="http://schemas.openxmlformats.org/officeDocument/2006/math" xmlns:v="urn:schemas-microsoft-com:vml" xmlns:wp14="http://schemas.microsoft.com/office/word/2010/wordprocessingDrawing" xmlns:wp="http://schemas.openxmlformats.org/drawingml/2006/wordprocessingDrawing" xmlns:w10="urn:schemas-microsoft-com:office:word" xmlns:w="http://schemas.openxmlformats.org/wordprocessingml/2006/main" xmlns:w14="http://schemas.microsoft.com/office/word/2010/wordml" xmlns:wpg="http://schemas.microsoft.com/office/word/2010/wordprocessingGroup" xmlns:wpi="http://schemas.microsoft.com/office/word/2010/wordprocessingInk" xmlns:wne="http://schemas.microsoft.com/office/word/2006/wordml" xmlns:wps="http://schemas.microsoft.com/office/word/2010/wordprocessingShape" mc:Ignorable="w14 wp14">
+<w:endnotes xmlns:wpc="http://schemas.microsoft.com/office/word/2010/wordprocessingCanvas" xmlns:cx="http://schemas.microsoft.com/office/drawing/2014/chartex" xmlns:cx1="http://schemas.microsoft.com/office/drawing/2015/9/8/chartex" xmlns:cx2="http://schemas.microsoft.com/office/drawing/2015/10/21/chartex" xmlns:cx3="http://schemas.microsoft.com/office/drawing/2016/5/9/chartex" xmlns:cx4="http://schemas.microsoft.com/office/drawing/2016/5/10/chartex" xmlns:cx5="http://schemas.microsoft.com/office/drawing/2016/5/11/chartex" xmlns:cx6="http://schemas.microsoft.com/office/drawing/2016/5/12/chartex" xmlns:cx7="http://schemas.microsoft.com/office/drawing/2016/5/13/chartex" xmlns:cx8="http://schemas.microsoft.com/office/drawing/2016/5/14/chartex" xmlns:mc="http://schemas.openxmlformats.org/markup-compatibility/2006" xmlns:aink="http://schemas.microsoft.com/office/drawing/2016/ink" xmlns:am3d="http://schemas.microsoft.com/office/drawing/2017/model3d" xmlns:o="urn:schemas-microsoft-com:office:office" xmlns:oel="http://schemas.microsoft.com/office/2019/extlst" xmlns:r="http://schemas.openxmlformats.org/officeDocument/2006/relationships" xmlns:m="http://schemas.openxmlformats.org/officeDocument/2006/math" xmlns:v="urn:schemas-microsoft-com:vml" xmlns:wp14="http://schemas.microsoft.com/office/word/2010/wordprocessingDrawing" xmlns:wp="http://schemas.openxmlformats.org/drawingml/2006/wordprocessingDrawing" xmlns:w10="urn:schemas-microsoft-com:office:word" xmlns:w="http://schemas.openxmlformats.org/wordprocessingml/2006/main" xmlns:w14="http://schemas.microsoft.com/office/word/2010/wordml" xmlns:w15="http://schemas.microsoft.com/office/word/2012/wordml" xmlns:w16cex="http://schemas.microsoft.com/office/word/2018/wordml/cex" xmlns:w16cid="http://schemas.microsoft.com/office/word/2016/wordml/cid" xmlns:w16="http://schemas.microsoft.com/office/word/2018/wordml" xmlns:w16du="http://schemas.microsoft.com/office/word/2023/wordml/word16du" xmlns:w16sdtdh="http://schemas.microsoft.com/office/word/2020/wordml/sdtdatahash" xmlns:w16sdtfl="http://schemas.microsoft.com/office/word/2024/wordml/sdtformatlock" xmlns:w16se="http://schemas.microsoft.com/office/word/2015/wordml/symex" xmlns:wpg="http://schemas.microsoft.com/office/word/2010/wordprocessingGroup" xmlns:wpi="http://schemas.microsoft.com/office/word/2010/wordprocessingInk" xmlns:wne="http://schemas.microsoft.com/office/word/2006/wordml" xmlns:wps="http://schemas.microsoft.com/office/word/2010/wordprocessingShape" mc:Ignorable="w14 w15 w16se w16cid w16 w16cex w16sdtdh w16sdtfl w16du wp14">
   <w:endnote w:type="separator" w:id="-1">
     <w:p>
       <w:pPr>
@@ -315,7 +313,7 @@
 </file>
 
 <file path=word/footer1.xml><?xml version="1.0" encoding="utf-8"?>
-<w:ftr xmlns:wpc="http://schemas.microsoft.com/office/word/2010/wordprocessingCanvas" xmlns:mc="http://schemas.openxmlformats.org/markup-compatibility/2006" xmlns:o="urn:schemas-microsoft-com:office:office" xmlns:r="http://schemas.openxmlformats.org/officeDocument/2006/relationships" xmlns:m="http://schemas.openxmlformats.org/officeDocument/2006/math" xmlns:v="urn:schemas-microsoft-com:vml" xmlns:wp14="http://schemas.microsoft.com/office/word/2010/wordprocessingDrawing" xmlns:wp="http://schemas.openxmlformats.org/drawingml/2006/wordprocessingDrawing" xmlns:w10="urn:schemas-microsoft-com:office:word" xmlns:w="http://schemas.openxmlformats.org/wordprocessingml/2006/main" xmlns:w14="http://schemas.microsoft.com/office/word/2010/wordml" xmlns:wpg="http://schemas.microsoft.com/office/word/2010/wordprocessingGroup" xmlns:wpi="http://schemas.microsoft.com/office/word/2010/wordprocessingInk" xmlns:wne="http://schemas.microsoft.com/office/word/2006/wordml" xmlns:wps="http://schemas.microsoft.com/office/word/2010/wordprocessingShape" mc:Ignorable="w14 wp14">
+<w:ftr xmlns:wpc="http://schemas.microsoft.com/office/word/2010/wordprocessingCanvas" xmlns:cx="http://schemas.microsoft.com/office/drawing/2014/chartex" xmlns:cx1="http://schemas.microsoft.com/office/drawing/2015/9/8/chartex" xmlns:cx2="http://schemas.microsoft.com/office/drawing/2015/10/21/chartex" xmlns:cx3="http://schemas.microsoft.com/office/drawing/2016/5/9/chartex" xmlns:cx4="http://schemas.microsoft.com/office/drawing/2016/5/10/chartex" xmlns:cx5="http://schemas.microsoft.com/office/drawing/2016/5/11/chartex" xmlns:cx6="http://schemas.microsoft.com/office/drawing/2016/5/12/chartex" xmlns:cx7="http://schemas.microsoft.com/office/drawing/2016/5/13/chartex" xmlns:cx8="http://schemas.microsoft.com/office/drawing/2016/5/14/chartex" xmlns:mc="http://schemas.openxmlformats.org/markup-compatibility/2006" xmlns:aink="http://schemas.microsoft.com/office/drawing/2016/ink" xmlns:am3d="http://schemas.microsoft.com/office/drawing/2017/model3d" xmlns:o="urn:schemas-microsoft-com:office:office" xmlns:oel="http://schemas.microsoft.com/office/2019/extlst" xmlns:r="http://schemas.openxmlformats.org/officeDocument/2006/relationships" xmlns:m="http://schemas.openxmlformats.org/officeDocument/2006/math" xmlns:v="urn:schemas-microsoft-com:vml" xmlns:wp14="http://schemas.microsoft.com/office/word/2010/wordprocessingDrawing" xmlns:wp="http://schemas.openxmlformats.org/drawingml/2006/wordprocessingDrawing" xmlns:w10="urn:schemas-microsoft-com:office:word" xmlns:w="http://schemas.openxmlformats.org/wordprocessingml/2006/main" xmlns:w14="http://schemas.microsoft.com/office/word/2010/wordml" xmlns:w15="http://schemas.microsoft.com/office/word/2012/wordml" xmlns:w16cex="http://schemas.microsoft.com/office/word/2018/wordml/cex" xmlns:w16cid="http://schemas.microsoft.com/office/word/2016/wordml/cid" xmlns:w16="http://schemas.microsoft.com/office/word/2018/wordml" xmlns:w16du="http://schemas.microsoft.com/office/word/2023/wordml/word16du" xmlns:w16sdtdh="http://schemas.microsoft.com/office/word/2020/wordml/sdtdatahash" xmlns:w16sdtfl="http://schemas.microsoft.com/office/word/2024/wordml/sdtformatlock" xmlns:w16se="http://schemas.microsoft.com/office/word/2015/wordml/symex" xmlns:wpg="http://schemas.microsoft.com/office/word/2010/wordprocessingGroup" xmlns:wpi="http://schemas.microsoft.com/office/word/2010/wordprocessingInk" xmlns:wne="http://schemas.microsoft.com/office/word/2006/wordml" xmlns:wps="http://schemas.microsoft.com/office/word/2010/wordprocessingShape" mc:Ignorable="w14 w15 w16se w16cid w16 w16cex w16sdtdh w16sdtfl w16du wp14">
   <w:p>
     <w:pPr>
       <w:pStyle w:val="Footer"/>
@@ -325,7 +323,7 @@
 </file>
 
 <file path=word/footer2.xml><?xml version="1.0" encoding="utf-8"?>
-<w:ftr xmlns:wpc="http://schemas.microsoft.com/office/word/2010/wordprocessingCanvas" xmlns:mc="http://schemas.openxmlformats.org/markup-compatibility/2006" xmlns:o="urn:schemas-microsoft-com:office:office" xmlns:r="http://schemas.openxmlformats.org/officeDocument/2006/relationships" xmlns:m="http://schemas.openxmlformats.org/officeDocument/2006/math" xmlns:v="urn:schemas-microsoft-com:vml" xmlns:wp14="http://schemas.microsoft.com/office/word/2010/wordprocessingDrawing" xmlns:wp="http://schemas.openxmlformats.org/drawingml/2006/wordprocessingDrawing" xmlns:w10="urn:schemas-microsoft-com:office:word" xmlns:w="http://schemas.openxmlformats.org/wordprocessingml/2006/main" xmlns:w14="http://schemas.microsoft.com/office/word/2010/wordml" xmlns:wpg="http://schemas.microsoft.com/office/word/2010/wordprocessingGroup" xmlns:wpi="http://schemas.microsoft.com/office/word/2010/wordprocessingInk" xmlns:wne="http://schemas.microsoft.com/office/word/2006/wordml" xmlns:wps="http://schemas.microsoft.com/office/word/2010/wordprocessingShape" mc:Ignorable="w14 wp14">
+<w:ftr xmlns:wpc="http://schemas.microsoft.com/office/word/2010/wordprocessingCanvas" xmlns:cx="http://schemas.microsoft.com/office/drawing/2014/chartex" xmlns:cx1="http://schemas.microsoft.com/office/drawing/2015/9/8/chartex" xmlns:cx2="http://schemas.microsoft.com/office/drawing/2015/10/21/chartex" xmlns:cx3="http://schemas.microsoft.com/office/drawing/2016/5/9/chartex" xmlns:cx4="http://schemas.microsoft.com/office/drawing/2016/5/10/chartex" xmlns:cx5="http://schemas.microsoft.com/office/drawing/2016/5/11/chartex" xmlns:cx6="http://schemas.microsoft.com/office/drawing/2016/5/12/chartex" xmlns:cx7="http://schemas.microsoft.com/office/drawing/2016/5/13/chartex" xmlns:cx8="http://schemas.microsoft.com/office/drawing/2016/5/14/chartex" xmlns:mc="http://schemas.openxmlformats.org/markup-compatibility/2006" xmlns:aink="http://schemas.microsoft.com/office/drawing/2016/ink" xmlns:am3d="http://schemas.microsoft.com/office/drawing/2017/model3d" xmlns:o="urn:schemas-microsoft-com:office:office" xmlns:oel="http://schemas.microsoft.com/office/2019/extlst" xmlns:r="http://schemas.openxmlformats.org/officeDocument/2006/relationships" xmlns:m="http://schemas.openxmlformats.org/officeDocument/2006/math" xmlns:v="urn:schemas-microsoft-com:vml" xmlns:wp14="http://schemas.microsoft.com/office/word/2010/wordprocessingDrawing" xmlns:wp="http://schemas.openxmlformats.org/drawingml/2006/wordprocessingDrawing" xmlns:w10="urn:schemas-microsoft-com:office:word" xmlns:w="http://schemas.openxmlformats.org/wordprocessingml/2006/main" xmlns:w14="http://schemas.microsoft.com/office/word/2010/wordml" xmlns:w15="http://schemas.microsoft.com/office/word/2012/wordml" xmlns:w16cex="http://schemas.microsoft.com/office/word/2018/wordml/cex" xmlns:w16cid="http://schemas.microsoft.com/office/word/2016/wordml/cid" xmlns:w16="http://schemas.microsoft.com/office/word/2018/wordml" xmlns:w16du="http://schemas.microsoft.com/office/word/2023/wordml/word16du" xmlns:w16sdtdh="http://schemas.microsoft.com/office/word/2020/wordml/sdtdatahash" xmlns:w16sdtfl="http://schemas.microsoft.com/office/word/2024/wordml/sdtformatlock" xmlns:w16se="http://schemas.microsoft.com/office/word/2015/wordml/symex" xmlns:wpg="http://schemas.microsoft.com/office/word/2010/wordprocessingGroup" xmlns:wpi="http://schemas.microsoft.com/office/word/2010/wordprocessingInk" xmlns:wne="http://schemas.microsoft.com/office/word/2006/wordml" xmlns:wps="http://schemas.microsoft.com/office/word/2010/wordprocessingShape" mc:Ignorable="w14 w15 w16se w16cid w16 w16cex w16sdtdh w16sdtfl w16du wp14">
   <w:p>
     <w:pPr>
       <w:pStyle w:val="Footer"/>
@@ -335,7 +333,7 @@
 </file>
 
 <file path=word/footer3.xml><?xml version="1.0" encoding="utf-8"?>
-<w:ftr xmlns:wpc="http://schemas.microsoft.com/office/word/2010/wordprocessingCanvas" xmlns:mc="http://schemas.openxmlformats.org/markup-compatibility/2006" xmlns:o="urn:schemas-microsoft-com:office:office" xmlns:r="http://schemas.openxmlformats.org/officeDocument/2006/relationships" xmlns:m="http://schemas.openxmlformats.org/officeDocument/2006/math" xmlns:v="urn:schemas-microsoft-com:vml" xmlns:wp14="http://schemas.microsoft.com/office/word/2010/wordprocessingDrawing" xmlns:wp="http://schemas.openxmlformats.org/drawingml/2006/wordprocessingDrawing" xmlns:w10="urn:schemas-microsoft-com:office:word" xmlns:w="http://schemas.openxmlformats.org/wordprocessingml/2006/main" xmlns:w14="http://schemas.microsoft.com/office/word/2010/wordml" xmlns:wpg="http://schemas.microsoft.com/office/word/2010/wordprocessingGroup" xmlns:wpi="http://schemas.microsoft.com/office/word/2010/wordprocessingInk" xmlns:wne="http://schemas.microsoft.com/office/word/2006/wordml" xmlns:wps="http://schemas.microsoft.com/office/word/2010/wordprocessingShape" mc:Ignorable="w14 wp14">
+<w:ftr xmlns:wpc="http://schemas.microsoft.com/office/word/2010/wordprocessingCanvas" xmlns:cx="http://schemas.microsoft.com/office/drawing/2014/chartex" xmlns:cx1="http://schemas.microsoft.com/office/drawing/2015/9/8/chartex" xmlns:cx2="http://schemas.microsoft.com/office/drawing/2015/10/21/chartex" xmlns:cx3="http://schemas.microsoft.com/office/drawing/2016/5/9/chartex" xmlns:cx4="http://schemas.microsoft.com/office/drawing/2016/5/10/chartex" xmlns:cx5="http://schemas.microsoft.com/office/drawing/2016/5/11/chartex" xmlns:cx6="http://schemas.microsoft.com/office/drawing/2016/5/12/chartex" xmlns:cx7="http://schemas.microsoft.com/office/drawing/2016/5/13/chartex" xmlns:cx8="http://schemas.microsoft.com/office/drawing/2016/5/14/chartex" xmlns:mc="http://schemas.openxmlformats.org/markup-compatibility/2006" xmlns:aink="http://schemas.microsoft.com/office/drawing/2016/ink" xmlns:am3d="http://schemas.microsoft.com/office/drawing/2017/model3d" xmlns:o="urn:schemas-microsoft-com:office:office" xmlns:oel="http://schemas.microsoft.com/office/2019/extlst" xmlns:r="http://schemas.openxmlformats.org/officeDocument/2006/relationships" xmlns:m="http://schemas.openxmlformats.org/officeDocument/2006/math" xmlns:v="urn:schemas-microsoft-com:vml" xmlns:wp14="http://schemas.microsoft.com/office/word/2010/wordprocessingDrawing" xmlns:wp="http://schemas.openxmlformats.org/drawingml/2006/wordprocessingDrawing" xmlns:w10="urn:schemas-microsoft-com:office:word" xmlns:w="http://schemas.openxmlformats.org/wordprocessingml/2006/main" xmlns:w14="http://schemas.microsoft.com/office/word/2010/wordml" xmlns:w15="http://schemas.microsoft.com/office/word/2012/wordml" xmlns:w16cex="http://schemas.microsoft.com/office/word/2018/wordml/cex" xmlns:w16cid="http://schemas.microsoft.com/office/word/2016/wordml/cid" xmlns:w16="http://schemas.microsoft.com/office/word/2018/wordml" xmlns:w16du="http://schemas.microsoft.com/office/word/2023/wordml/word16du" xmlns:w16sdtdh="http://schemas.microsoft.com/office/word/2020/wordml/sdtdatahash" xmlns:w16sdtfl="http://schemas.microsoft.com/office/word/2024/wordml/sdtformatlock" xmlns:w16se="http://schemas.microsoft.com/office/word/2015/wordml/symex" xmlns:wpg="http://schemas.microsoft.com/office/word/2010/wordprocessingGroup" xmlns:wpi="http://schemas.microsoft.com/office/word/2010/wordprocessingInk" xmlns:wne="http://schemas.microsoft.com/office/word/2006/wordml" xmlns:wps="http://schemas.microsoft.com/office/word/2010/wordprocessingShape" mc:Ignorable="w14 w15 w16se w16cid w16 w16cex w16sdtdh w16sdtfl w16du wp14">
   <w:p>
     <w:pPr>
       <w:pStyle w:val="Footer"/>
@@ -345,7 +343,7 @@
 </file>
 
 <file path=word/footnotes.xml><?xml version="1.0" encoding="utf-8"?>
-<w:footnotes xmlns:wpc="http://schemas.microsoft.com/office/word/2010/wordprocessingCanvas" xmlns:mc="http://schemas.openxmlformats.org/markup-compatibility/2006" xmlns:o="urn:schemas-microsoft-com:office:office" xmlns:r="http://schemas.openxmlformats.org/officeDocument/2006/relationships" xmlns:m="http://schemas.openxmlformats.org/officeDocument/2006/math" xmlns:v="urn:schemas-microsoft-com:vml" xmlns:wp14="http://schemas.microsoft.com/office/word/2010/wordprocessingDrawing" xmlns:wp="http://schemas.openxmlformats.org/drawingml/2006/wordprocessingDrawing" xmlns:w10="urn:schemas-microsoft-com:office:word" xmlns:w="http://schemas.openxmlformats.org/wordprocessingml/2006/main" xmlns:w14="http://schemas.microsoft.com/office/word/2010/wordml" xmlns:wpg="http://schemas.microsoft.com/office/word/2010/wordprocessingGroup" xmlns:wpi="http://schemas.microsoft.com/office/word/2010/wordprocessingInk" xmlns:wne="http://schemas.microsoft.com/office/word/2006/wordml" xmlns:wps="http://schemas.microsoft.com/office/word/2010/wordprocessingShape" mc:Ignorable="w14 wp14">
+<w:footnotes xmlns:wpc="http://schemas.microsoft.com/office/word/2010/wordprocessingCanvas" xmlns:cx="http://schemas.microsoft.com/office/drawing/2014/chartex" xmlns:cx1="http://schemas.microsoft.com/office/drawing/2015/9/8/chartex" xmlns:cx2="http://schemas.microsoft.com/office/drawing/2015/10/21/chartex" xmlns:cx3="http://schemas.microsoft.com/office/drawing/2016/5/9/chartex" xmlns:cx4="http://schemas.microsoft.com/office/drawing/2016/5/10/chartex" xmlns:cx5="http://schemas.microsoft.com/office/drawing/2016/5/11/chartex" xmlns:cx6="http://schemas.microsoft.com/office/drawing/2016/5/12/chartex" xmlns:cx7="http://schemas.microsoft.com/office/drawing/2016/5/13/chartex" xmlns:cx8="http://schemas.microsoft.com/office/drawing/2016/5/14/chartex" xmlns:mc="http://schemas.openxmlformats.org/markup-compatibility/2006" xmlns:aink="http://schemas.microsoft.com/office/drawing/2016/ink" xmlns:am3d="http://schemas.microsoft.com/office/drawing/2017/model3d" xmlns:o="urn:schemas-microsoft-com:office:office" xmlns:oel="http://schemas.microsoft.com/office/2019/extlst" xmlns:r="http://schemas.openxmlformats.org/officeDocument/2006/relationships" xmlns:m="http://schemas.openxmlformats.org/officeDocument/2006/math" xmlns:v="urn:schemas-microsoft-com:vml" xmlns:wp14="http://schemas.microsoft.com/office/word/2010/wordprocessingDrawing" xmlns:wp="http://schemas.openxmlformats.org/drawingml/2006/wordprocessingDrawing" xmlns:w10="urn:schemas-microsoft-com:office:word" xmlns:w="http://schemas.openxmlformats.org/wordprocessingml/2006/main" xmlns:w14="http://schemas.microsoft.com/office/word/2010/wordml" xmlns:w15="http://schemas.microsoft.com/office/word/2012/wordml" xmlns:w16cex="http://schemas.microsoft.com/office/word/2018/wordml/cex" xmlns:w16cid="http://schemas.microsoft.com/office/word/2016/wordml/cid" xmlns:w16="http://schemas.microsoft.com/office/word/2018/wordml" xmlns:w16du="http://schemas.microsoft.com/office/word/2023/wordml/word16du" xmlns:w16sdtdh="http://schemas.microsoft.com/office/word/2020/wordml/sdtdatahash" xmlns:w16sdtfl="http://schemas.microsoft.com/office/word/2024/wordml/sdtformatlock" xmlns:w16se="http://schemas.microsoft.com/office/word/2015/wordml/symex" xmlns:wpg="http://schemas.microsoft.com/office/word/2010/wordprocessingGroup" xmlns:wpi="http://schemas.microsoft.com/office/word/2010/wordprocessingInk" xmlns:wne="http://schemas.microsoft.com/office/word/2006/wordml" xmlns:wps="http://schemas.microsoft.com/office/word/2010/wordprocessingShape" mc:Ignorable="w14 w15 w16se w16cid w16 w16cex w16sdtdh w16sdtfl w16du wp14">
   <w:footnote w:type="separator" w:id="-1">
     <w:p>
       <w:pPr>
@@ -370,7 +368,7 @@
 </file>
 
 <file path=word/header1.xml><?xml version="1.0" encoding="utf-8"?>
-<w:hdr xmlns:wpc="http://schemas.microsoft.com/office/word/2010/wordprocessingCanvas" xmlns:mc="http://schemas.openxmlformats.org/markup-compatibility/2006" xmlns:o="urn:schemas-microsoft-com:office:office" xmlns:r="http://schemas.openxmlformats.org/officeDocument/2006/relationships" xmlns:m="http://schemas.openxmlformats.org/officeDocument/2006/math" xmlns:v="urn:schemas-microsoft-com:vml" xmlns:wp14="http://schemas.microsoft.com/office/word/2010/wordprocessingDrawing" xmlns:wp="http://schemas.openxmlformats.org/drawingml/2006/wordprocessingDrawing" xmlns:w10="urn:schemas-microsoft-com:office:word" xmlns:w="http://schemas.openxmlformats.org/wordprocessingml/2006/main" xmlns:w14="http://schemas.microsoft.com/office/word/2010/wordml" xmlns:wpg="http://schemas.microsoft.com/office/word/2010/wordprocessingGroup" xmlns:wpi="http://schemas.microsoft.com/office/word/2010/wordprocessingInk" xmlns:wne="http://schemas.microsoft.com/office/word/2006/wordml" xmlns:wps="http://schemas.microsoft.com/office/word/2010/wordprocessingShape" mc:Ignorable="w14 wp14">
+<w:hdr xmlns:wpc="http://schemas.microsoft.com/office/word/2010/wordprocessingCanvas" xmlns:cx="http://schemas.microsoft.com/office/drawing/2014/chartex" xmlns:cx1="http://schemas.microsoft.com/office/drawing/2015/9/8/chartex" xmlns:cx2="http://schemas.microsoft.com/office/drawing/2015/10/21/chartex" xmlns:cx3="http://schemas.microsoft.com/office/drawing/2016/5/9/chartex" xmlns:cx4="http://schemas.microsoft.com/office/drawing/2016/5/10/chartex" xmlns:cx5="http://schemas.microsoft.com/office/drawing/2016/5/11/chartex" xmlns:cx6="http://schemas.microsoft.com/office/drawing/2016/5/12/chartex" xmlns:cx7="http://schemas.microsoft.com/office/drawing/2016/5/13/chartex" xmlns:cx8="http://schemas.microsoft.com/office/drawing/2016/5/14/chartex" xmlns:mc="http://schemas.openxmlformats.org/markup-compatibility/2006" xmlns:aink="http://schemas.microsoft.com/office/drawing/2016/ink" xmlns:am3d="http://schemas.microsoft.com/office/drawing/2017/model3d" xmlns:o="urn:schemas-microsoft-com:office:office" xmlns:oel="http://schemas.microsoft.com/office/2019/extlst" xmlns:r="http://schemas.openxmlformats.org/officeDocument/2006/relationships" xmlns:m="http://schemas.openxmlformats.org/officeDocument/2006/math" xmlns:v="urn:schemas-microsoft-com:vml" xmlns:wp14="http://schemas.microsoft.com/office/word/2010/wordprocessingDrawing" xmlns:wp="http://schemas.openxmlformats.org/drawingml/2006/wordprocessingDrawing" xmlns:w10="urn:schemas-microsoft-com:office:word" xmlns:w="http://schemas.openxmlformats.org/wordprocessingml/2006/main" xmlns:w14="http://schemas.microsoft.com/office/word/2010/wordml" xmlns:w15="http://schemas.microsoft.com/office/word/2012/wordml" xmlns:w16cex="http://schemas.microsoft.com/office/word/2018/wordml/cex" xmlns:w16cid="http://schemas.microsoft.com/office/word/2016/wordml/cid" xmlns:w16="http://schemas.microsoft.com/office/word/2018/wordml" xmlns:w16du="http://schemas.microsoft.com/office/word/2023/wordml/word16du" xmlns:w16sdtdh="http://schemas.microsoft.com/office/word/2020/wordml/sdtdatahash" xmlns:w16sdtfl="http://schemas.microsoft.com/office/word/2024/wordml/sdtformatlock" xmlns:w16se="http://schemas.microsoft.com/office/word/2015/wordml/symex" xmlns:wpg="http://schemas.microsoft.com/office/word/2010/wordprocessingGroup" xmlns:wpi="http://schemas.microsoft.com/office/word/2010/wordprocessingInk" xmlns:wne="http://schemas.microsoft.com/office/word/2006/wordml" xmlns:wps="http://schemas.microsoft.com/office/word/2010/wordprocessingShape" mc:Ignorable="w14 w15 w16se w16cid w16 w16cex w16sdtdh w16sdtfl w16du wp14">
   <w:p>
     <w:pPr>
       <w:pStyle w:val="Header"/>
@@ -380,7 +378,7 @@
 </file>
 
 <file path=word/header2.xml><?xml version="1.0" encoding="utf-8"?>
-<w:hdr xmlns:wpc="http://schemas.microsoft.com/office/word/2010/wordprocessingCanvas" xmlns:mc="http://schemas.openxmlformats.org/markup-compatibility/2006" xmlns:o="urn:schemas-microsoft-com:office:office" xmlns:r="http://schemas.openxmlformats.org/officeDocument/2006/relationships" xmlns:m="http://schemas.openxmlformats.org/officeDocument/2006/math" xmlns:v="urn:schemas-microsoft-com:vml" xmlns:wp14="http://schemas.microsoft.com/office/word/2010/wordprocessingDrawing" xmlns:wp="http://schemas.openxmlformats.org/drawingml/2006/wordprocessingDrawing" xmlns:w10="urn:schemas-microsoft-com:office:word" xmlns:w="http://schemas.openxmlformats.org/wordprocessingml/2006/main" xmlns:w14="http://schemas.microsoft.com/office/word/2010/wordml" xmlns:wpg="http://schemas.microsoft.com/office/word/2010/wordprocessingGroup" xmlns:wpi="http://schemas.microsoft.com/office/word/2010/wordprocessingInk" xmlns:wne="http://schemas.microsoft.com/office/word/2006/wordml" xmlns:wps="http://schemas.microsoft.com/office/word/2010/wordprocessingShape" mc:Ignorable="w14 wp14">
+<w:hdr xmlns:wpc="http://schemas.microsoft.com/office/word/2010/wordprocessingCanvas" xmlns:cx="http://schemas.microsoft.com/office/drawing/2014/chartex" xmlns:cx1="http://schemas.microsoft.com/office/drawing/2015/9/8/chartex" xmlns:cx2="http://schemas.microsoft.com/office/drawing/2015/10/21/chartex" xmlns:cx3="http://schemas.microsoft.com/office/drawing/2016/5/9/chartex" xmlns:cx4="http://schemas.microsoft.com/office/drawing/2016/5/10/chartex" xmlns:cx5="http://schemas.microsoft.com/office/drawing/2016/5/11/chartex" xmlns:cx6="http://schemas.microsoft.com/office/drawing/2016/5/12/chartex" xmlns:cx7="http://schemas.microsoft.com/office/drawing/2016/5/13/chartex" xmlns:cx8="http://schemas.microsoft.com/office/drawing/2016/5/14/chartex" xmlns:mc="http://schemas.openxmlformats.org/markup-compatibility/2006" xmlns:aink="http://schemas.microsoft.com/office/drawing/2016/ink" xmlns:am3d="http://schemas.microsoft.com/office/drawing/2017/model3d" xmlns:o="urn:schemas-microsoft-com:office:office" xmlns:oel="http://schemas.microsoft.com/office/2019/extlst" xmlns:r="http://schemas.openxmlformats.org/officeDocument/2006/relationships" xmlns:m="http://schemas.openxmlformats.org/officeDocument/2006/math" xmlns:v="urn:schemas-microsoft-com:vml" xmlns:wp14="http://schemas.microsoft.com/office/word/2010/wordprocessingDrawing" xmlns:wp="http://schemas.openxmlformats.org/drawingml/2006/wordprocessingDrawing" xmlns:w10="urn:schemas-microsoft-com:office:word" xmlns:w="http://schemas.openxmlformats.org/wordprocessingml/2006/main" xmlns:w14="http://schemas.microsoft.com/office/word/2010/wordml" xmlns:w15="http://schemas.microsoft.com/office/word/2012/wordml" xmlns:w16cex="http://schemas.microsoft.com/office/word/2018/wordml/cex" xmlns:w16cid="http://schemas.microsoft.com/office/word/2016/wordml/cid" xmlns:w16="http://schemas.microsoft.com/office/word/2018/wordml" xmlns:w16du="http://schemas.microsoft.com/office/word/2023/wordml/word16du" xmlns:w16sdtdh="http://schemas.microsoft.com/office/word/2020/wordml/sdtdatahash" xmlns:w16sdtfl="http://schemas.microsoft.com/office/word/2024/wordml/sdtformatlock" xmlns:w16se="http://schemas.microsoft.com/office/word/2015/wordml/symex" xmlns:wpg="http://schemas.microsoft.com/office/word/2010/wordprocessingGroup" xmlns:wpi="http://schemas.microsoft.com/office/word/2010/wordprocessingInk" xmlns:wne="http://schemas.microsoft.com/office/word/2006/wordml" xmlns:wps="http://schemas.microsoft.com/office/word/2010/wordprocessingShape" mc:Ignorable="w14 w15 w16se w16cid w16 w16cex w16sdtdh w16sdtfl w16du wp14">
   <w:p>
     <w:pPr>
       <w:pStyle w:val="Header"/>
@@ -390,7 +388,7 @@
 </file>
 
 <file path=word/header3.xml><?xml version="1.0" encoding="utf-8"?>
-<w:hdr xmlns:wpc="http://schemas.microsoft.com/office/word/2010/wordprocessingCanvas" xmlns:mc="http://schemas.openxmlformats.org/markup-compatibility/2006" xmlns:o="urn:schemas-microsoft-com:office:office" xmlns:r="http://schemas.openxmlformats.org/officeDocument/2006/relationships" xmlns:m="http://schemas.openxmlformats.org/officeDocument/2006/math" xmlns:v="urn:schemas-microsoft-com:vml" xmlns:wp14="http://schemas.microsoft.com/office/word/2010/wordprocessingDrawing" xmlns:wp="http://schemas.openxmlformats.org/drawingml/2006/wordprocessingDrawing" xmlns:w10="urn:schemas-microsoft-com:office:word" xmlns:w="http://schemas.openxmlformats.org/wordprocessingml/2006/main" xmlns:w14="http://schemas.microsoft.com/office/word/2010/wordml" xmlns:wpg="http://schemas.microsoft.com/office/word/2010/wordprocessingGroup" xmlns:wpi="http://schemas.microsoft.com/office/word/2010/wordprocessingInk" xmlns:wne="http://schemas.microsoft.com/office/word/2006/wordml" xmlns:wps="http://schemas.microsoft.com/office/word/2010/wordprocessingShape" mc:Ignorable="w14 wp14">
+<w:hdr xmlns:wpc="http://schemas.microsoft.com/office/word/2010/wordprocessingCanvas" xmlns:cx="http://schemas.microsoft.com/office/drawing/2014/chartex" xmlns:cx1="http://schemas.microsoft.com/office/drawing/2015/9/8/chartex" xmlns:cx2="http://schemas.microsoft.com/office/drawing/2015/10/21/chartex" xmlns:cx3="http://schemas.microsoft.com/office/drawing/2016/5/9/chartex" xmlns:cx4="http://schemas.microsoft.com/office/drawing/2016/5/10/chartex" xmlns:cx5="http://schemas.microsoft.com/office/drawing/2016/5/11/chartex" xmlns:cx6="http://schemas.microsoft.com/office/drawing/2016/5/12/chartex" xmlns:cx7="http://schemas.microsoft.com/office/drawing/2016/5/13/chartex" xmlns:cx8="http://schemas.microsoft.com/office/drawing/2016/5/14/chartex" xmlns:mc="http://schemas.openxmlformats.org/markup-compatibility/2006" xmlns:aink="http://schemas.microsoft.com/office/drawing/2016/ink" xmlns:am3d="http://schemas.microsoft.com/office/drawing/2017/model3d" xmlns:o="urn:schemas-microsoft-com:office:office" xmlns:oel="http://schemas.microsoft.com/office/2019/extlst" xmlns:r="http://schemas.openxmlformats.org/officeDocument/2006/relationships" xmlns:m="http://schemas.openxmlformats.org/officeDocument/2006/math" xmlns:v="urn:schemas-microsoft-com:vml" xmlns:wp14="http://schemas.microsoft.com/office/word/2010/wordprocessingDrawing" xmlns:wp="http://schemas.openxmlformats.org/drawingml/2006/wordprocessingDrawing" xmlns:w10="urn:schemas-microsoft-com:office:word" xmlns:w="http://schemas.openxmlformats.org/wordprocessingml/2006/main" xmlns:w14="http://schemas.microsoft.com/office/word/2010/wordml" xmlns:w15="http://schemas.microsoft.com/office/word/2012/wordml" xmlns:w16cex="http://schemas.microsoft.com/office/word/2018/wordml/cex" xmlns:w16cid="http://schemas.microsoft.com/office/word/2016/wordml/cid" xmlns:w16="http://schemas.microsoft.com/office/word/2018/wordml" xmlns:w16du="http://schemas.microsoft.com/office/word/2023/wordml/word16du" xmlns:w16sdtdh="http://schemas.microsoft.com/office/word/2020/wordml/sdtdatahash" xmlns:w16sdtfl="http://schemas.microsoft.com/office/word/2024/wordml/sdtformatlock" xmlns:w16se="http://schemas.microsoft.com/office/word/2015/wordml/symex" xmlns:wpg="http://schemas.microsoft.com/office/word/2010/wordprocessingGroup" xmlns:wpi="http://schemas.microsoft.com/office/word/2010/wordprocessingInk" xmlns:wne="http://schemas.microsoft.com/office/word/2006/wordml" xmlns:wps="http://schemas.microsoft.com/office/word/2010/wordprocessingShape" mc:Ignorable="w14 w15 w16se w16cid w16 w16cex w16sdtdh w16sdtfl w16du wp14">
   <w:p>
     <w:pPr>
       <w:pStyle w:val="Header"/>
@@ -400,7 +398,7 @@
 </file>
 
 <file path=word/styles.xml><?xml version="1.0" encoding="utf-8"?>
-<w:styles xmlns:mc="http://schemas.openxmlformats.org/markup-compatibility/2006" xmlns:r="http://schemas.openxmlformats.org/officeDocument/2006/relationships" xmlns:w="http://schemas.openxmlformats.org/wordprocessingml/2006/main" xmlns:w14="http://schemas.microsoft.com/office/word/2010/wordml" mc:Ignorable="w14">
+<w:styles xmlns:mc="http://schemas.openxmlformats.org/markup-compatibility/2006" xmlns:r="http://schemas.openxmlformats.org/officeDocument/2006/relationships" xmlns:w="http://schemas.openxmlformats.org/wordprocessingml/2006/main" xmlns:w14="http://schemas.microsoft.com/office/word/2010/wordml" xmlns:w15="http://schemas.microsoft.com/office/word/2012/wordml" xmlns:w16cex="http://schemas.microsoft.com/office/word/2018/wordml/cex" xmlns:w16cid="http://schemas.microsoft.com/office/word/2016/wordml/cid" xmlns:w16="http://schemas.microsoft.com/office/word/2018/wordml" xmlns:w16du="http://schemas.microsoft.com/office/word/2023/wordml/word16du" xmlns:w16sdtdh="http://schemas.microsoft.com/office/word/2020/wordml/sdtdatahash" xmlns:w16sdtfl="http://schemas.microsoft.com/office/word/2024/wordml/sdtformatlock" xmlns:w16se="http://schemas.microsoft.com/office/word/2015/wordml/symex" mc:Ignorable="w14 w15 w16se w16cid w16 w16cex w16sdtdh w16sdtfl w16du">
   <w:docDefaults>
     <w:rPrDefault>
       <w:rPr>
@@ -416,144 +414,383 @@
       </w:pPr>
     </w:pPrDefault>
   </w:docDefaults>
-  <w:latentStyles w:defLockedState="0" w:defUIPriority="99" w:defSemiHidden="1" w:defUnhideWhenUsed="1" w:defQFormat="0" w:count="267">
-    <w:lsdException w:name="Normal" w:semiHidden="0" w:uiPriority="0" w:unhideWhenUsed="0" w:qFormat="1"/>
-    <w:lsdException w:name="heading 1" w:semiHidden="0" w:uiPriority="9" w:unhideWhenUsed="0" w:qFormat="1"/>
-    <w:lsdException w:name="heading 2" w:uiPriority="9" w:qFormat="1"/>
-    <w:lsdException w:name="heading 3" w:uiPriority="9" w:qFormat="1"/>
-    <w:lsdException w:name="heading 4" w:uiPriority="9" w:qFormat="1"/>
-    <w:lsdException w:name="heading 5" w:uiPriority="9" w:qFormat="1"/>
-    <w:lsdException w:name="heading 6" w:uiPriority="9" w:qFormat="1"/>
-    <w:lsdException w:name="heading 7" w:uiPriority="9" w:qFormat="1"/>
-    <w:lsdException w:name="heading 8" w:uiPriority="9" w:qFormat="1"/>
-    <w:lsdException w:name="heading 9" w:uiPriority="9" w:qFormat="1"/>
-    <w:lsdException w:name="toc 1" w:uiPriority="39"/>
-    <w:lsdException w:name="toc 2" w:uiPriority="39"/>
-    <w:lsdException w:name="toc 3" w:uiPriority="39"/>
-    <w:lsdException w:name="toc 4" w:uiPriority="39"/>
-    <w:lsdException w:name="toc 5" w:uiPriority="39"/>
-    <w:lsdException w:name="toc 6" w:uiPriority="39"/>
-    <w:lsdException w:name="toc 7" w:uiPriority="39"/>
-    <w:lsdException w:name="toc 8" w:uiPriority="39"/>
-    <w:lsdException w:name="toc 9" w:uiPriority="39"/>
-    <w:lsdException w:name="caption" w:uiPriority="35" w:qFormat="1"/>
-    <w:lsdException w:name="Title" w:semiHidden="0" w:uiPriority="10" w:unhideWhenUsed="0" w:qFormat="1"/>
-    <w:lsdException w:name="Default Paragraph Font" w:uiPriority="1"/>
-    <w:lsdException w:name="Subtitle" w:semiHidden="0" w:uiPriority="11" w:unhideWhenUsed="0" w:qFormat="1"/>
-    <w:lsdException w:name="Strong" w:semiHidden="0" w:uiPriority="22" w:unhideWhenUsed="0" w:qFormat="1"/>
-    <w:lsdException w:name="Emphasis" w:semiHidden="0" w:uiPriority="20" w:unhideWhenUsed="0" w:qFormat="1"/>
-    <w:lsdException w:name="Table Grid" w:semiHidden="0" w:uiPriority="59" w:unhideWhenUsed="0"/>
-    <w:lsdException w:name="Placeholder Text" w:unhideWhenUsed="0"/>
-    <w:lsdException w:name="No Spacing" w:semiHidden="0" w:uiPriority="1" w:unhideWhenUsed="0" w:qFormat="1"/>
-    <w:lsdException w:name="Light Shading" w:semiHidden="0" w:uiPriority="60" w:unhideWhenUsed="0"/>
-    <w:lsdException w:name="Light List" w:semiHidden="0" w:uiPriority="61" w:unhideWhenUsed="0"/>
-    <w:lsdException w:name="Light Grid" w:semiHidden="0" w:uiPriority="62" w:unhideWhenUsed="0"/>
-    <w:lsdException w:name="Medium Shading 1" w:semiHidden="0" w:uiPriority="63" w:unhideWhenUsed="0"/>
-    <w:lsdException w:name="Medium Shading 2" w:semiHidden="0" w:uiPriority="64" w:unhideWhenUsed="0"/>
-    <w:lsdException w:name="Medium List 1" w:semiHidden="0" w:uiPriority="65" w:unhideWhenUsed="0"/>
-    <w:lsdException w:name="Medium List 2" w:semiHidden="0" w:uiPriority="66" w:unhideWhenUsed="0"/>
-    <w:lsdException w:name="Medium Grid 1" w:semiHidden="0" w:uiPriority="67" w:unhideWhenUsed="0"/>
-    <w:lsdException w:name="Medium Grid 2" w:semiHidden="0" w:uiPriority="68" w:unhideWhenUsed="0"/>
-    <w:lsdException w:name="Medium Grid 3" w:semiHidden="0" w:uiPriority="69" w:unhideWhenUsed="0"/>
-    <w:lsdException w:name="Dark List" w:semiHidden="0" w:uiPriority="70" w:unhideWhenUsed="0"/>
-    <w:lsdException w:name="Colorful Shading" w:semiHidden="0" w:uiPriority="71" w:unhideWhenUsed="0"/>
-    <w:lsdException w:name="Colorful List" w:semiHidden="0" w:uiPriority="72" w:unhideWhenUsed="0"/>
-    <w:lsdException w:name="Colorful Grid" w:semiHidden="0" w:uiPriority="73" w:unhideWhenUsed="0"/>
-    <w:lsdException w:name="Light Shading Accent 1" w:semiHidden="0" w:uiPriority="60" w:unhideWhenUsed="0"/>
-    <w:lsdException w:name="Light List Accent 1" w:semiHidden="0" w:uiPriority="61" w:unhideWhenUsed="0"/>
-    <w:lsdException w:name="Light Grid Accent 1" w:semiHidden="0" w:uiPriority="62" w:unhideWhenUsed="0"/>
-    <w:lsdException w:name="Medium Shading 1 Accent 1" w:semiHidden="0" w:uiPriority="63" w:unhideWhenUsed="0"/>
-    <w:lsdException w:name="Medium Shading 2 Accent 1" w:semiHidden="0" w:uiPriority="64" w:unhideWhenUsed="0"/>
-    <w:lsdException w:name="Medium List 1 Accent 1" w:semiHidden="0" w:uiPriority="65" w:unhideWhenUsed="0"/>
-    <w:lsdException w:name="Revision" w:unhideWhenUsed="0"/>
-    <w:lsdException w:name="List Paragraph" w:semiHidden="0" w:uiPriority="34" w:unhideWhenUsed="0" w:qFormat="1"/>
-    <w:lsdException w:name="Quote" w:semiHidden="0" w:uiPriority="29" w:unhideWhenUsed="0" w:qFormat="1"/>
-    <w:lsdException w:name="Intense Quote" w:semiHidden="0" w:uiPriority="30" w:unhideWhenUsed="0" w:qFormat="1"/>
-    <w:lsdException w:name="Medium List 2 Accent 1" w:semiHidden="0" w:uiPriority="66" w:unhideWhenUsed="0"/>
-    <w:lsdException w:name="Medium Grid 1 Accent 1" w:semiHidden="0" w:uiPriority="67" w:unhideWhenUsed="0"/>
-    <w:lsdException w:name="Medium Grid 2 Accent 1" w:semiHidden="0" w:uiPriority="68" w:unhideWhenUsed="0"/>
-    <w:lsdException w:name="Medium Grid 3 Accent 1" w:semiHidden="0" w:uiPriority="69" w:unhideWhenUsed="0"/>
-    <w:lsdException w:name="Dark List Accent 1" w:semiHidden="0" w:uiPriority="70" w:unhideWhenUsed="0"/>
-    <w:lsdException w:name="Colorful Shading Accent 1" w:semiHidden="0" w:uiPriority="71" w:unhideWhenUsed="0"/>
-    <w:lsdException w:name="Colorful List Accent 1" w:semiHidden="0" w:uiPriority="72" w:unhideWhenUsed="0"/>
-    <w:lsdException w:name="Colorful Grid Accent 1" w:semiHidden="0" w:uiPriority="73" w:unhideWhenUsed="0"/>
-    <w:lsdException w:name="Light Shading Accent 2" w:semiHidden="0" w:uiPriority="60" w:unhideWhenUsed="0"/>
-    <w:lsdException w:name="Light List Accent 2" w:semiHidden="0" w:uiPriority="61" w:unhideWhenUsed="0"/>
-    <w:lsdException w:name="Light Grid Accent 2" w:semiHidden="0" w:uiPriority="62" w:unhideWhenUsed="0"/>
-    <w:lsdException w:name="Medium Shading 1 Accent 2" w:semiHidden="0" w:uiPriority="63" w:unhideWhenUsed="0"/>
-    <w:lsdException w:name="Medium Shading 2 Accent 2" w:semiHidden="0" w:uiPriority="64" w:unhideWhenUsed="0"/>
-    <w:lsdException w:name="Medium List 1 Accent 2" w:semiHidden="0" w:uiPriority="65" w:unhideWhenUsed="0"/>
-    <w:lsdException w:name="Medium List 2 Accent 2" w:semiHidden="0" w:uiPriority="66" w:unhideWhenUsed="0"/>
-    <w:lsdException w:name="Medium Grid 1 Accent 2" w:semiHidden="0" w:uiPriority="67" w:unhideWhenUsed="0"/>
-    <w:lsdException w:name="Medium Grid 2 Accent 2" w:semiHidden="0" w:uiPriority="68" w:unhideWhenUsed="0"/>
-    <w:lsdException w:name="Medium Grid 3 Accent 2" w:semiHidden="0" w:uiPriority="69" w:unhideWhenUsed="0"/>
-    <w:lsdException w:name="Dark List Accent 2" w:semiHidden="0" w:uiPriority="70" w:unhideWhenUsed="0"/>
-    <w:lsdException w:name="Colorful Shading Accent 2" w:semiHidden="0" w:uiPriority="71" w:unhideWhenUsed="0"/>
-    <w:lsdException w:name="Colorful List Accent 2" w:semiHidden="0" w:uiPriority="72" w:unhideWhenUsed="0"/>
-    <w:lsdException w:name="Colorful Grid Accent 2" w:semiHidden="0" w:uiPriority="73" w:unhideWhenUsed="0"/>
-    <w:lsdException w:name="Light Shading Accent 3" w:semiHidden="0" w:uiPriority="60" w:unhideWhenUsed="0"/>
-    <w:lsdException w:name="Light List Accent 3" w:semiHidden="0" w:uiPriority="61" w:unhideWhenUsed="0"/>
-    <w:lsdException w:name="Light Grid Accent 3" w:semiHidden="0" w:uiPriority="62" w:unhideWhenUsed="0"/>
-    <w:lsdException w:name="Medium Shading 1 Accent 3" w:semiHidden="0" w:uiPriority="63" w:unhideWhenUsed="0"/>
-    <w:lsdException w:name="Medium Shading 2 Accent 3" w:semiHidden="0" w:uiPriority="64" w:unhideWhenUsed="0"/>
-    <w:lsdException w:name="Medium List 1 Accent 3" w:semiHidden="0" w:uiPriority="65" w:unhideWhenUsed="0"/>
-    <w:lsdException w:name="Medium List 2 Accent 3" w:semiHidden="0" w:uiPriority="66" w:unhideWhenUsed="0"/>
-    <w:lsdException w:name="Medium Grid 1 Accent 3" w:semiHidden="0" w:uiPriority="67" w:unhideWhenUsed="0"/>
-    <w:lsdException w:name="Medium Grid 2 Accent 3" w:semiHidden="0" w:uiPriority="68" w:unhideWhenUsed="0"/>
-    <w:lsdException w:name="Medium Grid 3 Accent 3" w:semiHidden="0" w:uiPriority="69" w:unhideWhenUsed="0"/>
-    <w:lsdException w:name="Dark List Accent 3" w:semiHidden="0" w:uiPriority="70" w:unhideWhenUsed="0"/>
-    <w:lsdException w:name="Colorful Shading Accent 3" w:semiHidden="0" w:uiPriority="71" w:unhideWhenUsed="0"/>
-    <w:lsdException w:name="Colorful List Accent 3" w:semiHidden="0" w:uiPriority="72" w:unhideWhenUsed="0"/>
-    <w:lsdException w:name="Colorful Grid Accent 3" w:semiHidden="0" w:uiPriority="73" w:unhideWhenUsed="0"/>
-    <w:lsdException w:name="Light Shading Accent 4" w:semiHidden="0" w:uiPriority="60" w:unhideWhenUsed="0"/>
-    <w:lsdException w:name="Light List Accent 4" w:semiHidden="0" w:uiPriority="61" w:unhideWhenUsed="0"/>
-    <w:lsdException w:name="Light Grid Accent 4" w:semiHidden="0" w:uiPriority="62" w:unhideWhenUsed="0"/>
-    <w:lsdException w:name="Medium Shading 1 Accent 4" w:semiHidden="0" w:uiPriority="63" w:unhideWhenUsed="0"/>
-    <w:lsdException w:name="Medium Shading 2 Accent 4" w:semiHidden="0" w:uiPriority="64" w:unhideWhenUsed="0"/>
-    <w:lsdException w:name="Medium List 1 Accent 4" w:semiHidden="0" w:uiPriority="65" w:unhideWhenUsed="0"/>
-    <w:lsdException w:name="Medium List 2 Accent 4" w:semiHidden="0" w:uiPriority="66" w:unhideWhenUsed="0"/>
-    <w:lsdException w:name="Medium Grid 1 Accent 4" w:semiHidden="0" w:uiPriority="67" w:unhideWhenUsed="0"/>
-    <w:lsdException w:name="Medium Grid 2 Accent 4" w:semiHidden="0" w:uiPriority="68" w:unhideWhenUsed="0"/>
-    <w:lsdException w:name="Medium Grid 3 Accent 4" w:semiHidden="0" w:uiPriority="69" w:unhideWhenUsed="0"/>
-    <w:lsdException w:name="Dark List Accent 4" w:semiHidden="0" w:uiPriority="70" w:unhideWhenUsed="0"/>
-    <w:lsdException w:name="Colorful Shading Accent 4" w:semiHidden="0" w:uiPriority="71" w:unhideWhenUsed="0"/>
-    <w:lsdException w:name="Colorful List Accent 4" w:semiHidden="0" w:uiPriority="72" w:unhideWhenUsed="0"/>
-    <w:lsdException w:name="Colorful Grid Accent 4" w:semiHidden="0" w:uiPriority="73" w:unhideWhenUsed="0"/>
-    <w:lsdException w:name="Light Shading Accent 5" w:semiHidden="0" w:uiPriority="60" w:unhideWhenUsed="0"/>
-    <w:lsdException w:name="Light List Accent 5" w:semiHidden="0" w:uiPriority="61" w:unhideWhenUsed="0"/>
-    <w:lsdException w:name="Light Grid Accent 5" w:semiHidden="0" w:uiPriority="62" w:unhideWhenUsed="0"/>
-    <w:lsdException w:name="Medium Shading 1 Accent 5" w:semiHidden="0" w:uiPriority="63" w:unhideWhenUsed="0"/>
-    <w:lsdException w:name="Medium Shading 2 Accent 5" w:semiHidden="0" w:uiPriority="64" w:unhideWhenUsed="0"/>
-    <w:lsdException w:name="Medium List 1 Accent 5" w:semiHidden="0" w:uiPriority="65" w:unhideWhenUsed="0"/>
-    <w:lsdException w:name="Medium List 2 Accent 5" w:semiHidden="0" w:uiPriority="66" w:unhideWhenUsed="0"/>
-    <w:lsdException w:name="Medium Grid 1 Accent 5" w:semiHidden="0" w:uiPriority="67" w:unhideWhenUsed="0"/>
-    <w:lsdException w:name="Medium Grid 2 Accent 5" w:semiHidden="0" w:uiPriority="68" w:unhideWhenUsed="0"/>
-    <w:lsdException w:name="Medium Grid 3 Accent 5" w:semiHidden="0" w:uiPriority="69" w:unhideWhenUsed="0"/>
-    <w:lsdException w:name="Dark List Accent 5" w:semiHidden="0" w:uiPriority="70" w:unhideWhenUsed="0"/>
-    <w:lsdException w:name="Colorful Shading Accent 5" w:semiHidden="0" w:uiPriority="71" w:unhideWhenUsed="0"/>
-    <w:lsdException w:name="Colorful List Accent 5" w:semiHidden="0" w:uiPriority="72" w:unhideWhenUsed="0"/>
-    <w:lsdException w:name="Colorful Grid Accent 5" w:semiHidden="0" w:uiPriority="73" w:unhideWhenUsed="0"/>
-    <w:lsdException w:name="Light Shading Accent 6" w:semiHidden="0" w:uiPriority="60" w:unhideWhenUsed="0"/>
-    <w:lsdException w:name="Light List Accent 6" w:semiHidden="0" w:uiPriority="61" w:unhideWhenUsed="0"/>
-    <w:lsdException w:name="Light Grid Accent 6" w:semiHidden="0" w:uiPriority="62" w:unhideWhenUsed="0"/>
-    <w:lsdException w:name="Medium Shading 1 Accent 6" w:semiHidden="0" w:uiPriority="63" w:unhideWhenUsed="0"/>
-    <w:lsdException w:name="Medium Shading 2 Accent 6" w:semiHidden="0" w:uiPriority="64" w:unhideWhenUsed="0"/>
-    <w:lsdException w:name="Medium List 1 Accent 6" w:semiHidden="0" w:uiPriority="65" w:unhideWhenUsed="0"/>
-    <w:lsdException w:name="Medium List 2 Accent 6" w:semiHidden="0" w:uiPriority="66" w:unhideWhenUsed="0"/>
-    <w:lsdException w:name="Medium Grid 1 Accent 6" w:semiHidden="0" w:uiPriority="67" w:unhideWhenUsed="0"/>
-    <w:lsdException w:name="Medium Grid 2 Accent 6" w:semiHidden="0" w:uiPriority="68" w:unhideWhenUsed="0"/>
-    <w:lsdException w:name="Medium Grid 3 Accent 6" w:semiHidden="0" w:uiPriority="69" w:unhideWhenUsed="0"/>
-    <w:lsdException w:name="Dark List Accent 6" w:semiHidden="0" w:uiPriority="70" w:unhideWhenUsed="0"/>
-    <w:lsdException w:name="Colorful Shading Accent 6" w:semiHidden="0" w:uiPriority="71" w:unhideWhenUsed="0"/>
-    <w:lsdException w:name="Colorful List Accent 6" w:semiHidden="0" w:uiPriority="72" w:unhideWhenUsed="0"/>
-    <w:lsdException w:name="Colorful Grid Accent 6" w:semiHidden="0" w:uiPriority="73" w:unhideWhenUsed="0"/>
-    <w:lsdException w:name="Subtle Emphasis" w:semiHidden="0" w:uiPriority="19" w:unhideWhenUsed="0" w:qFormat="1"/>
-    <w:lsdException w:name="Intense Emphasis" w:semiHidden="0" w:uiPriority="21" w:unhideWhenUsed="0" w:qFormat="1"/>
-    <w:lsdException w:name="Subtle Reference" w:semiHidden="0" w:uiPriority="31" w:unhideWhenUsed="0" w:qFormat="1"/>
-    <w:lsdException w:name="Intense Reference" w:semiHidden="0" w:uiPriority="32" w:unhideWhenUsed="0" w:qFormat="1"/>
-    <w:lsdException w:name="Book Title" w:semiHidden="0" w:uiPriority="33" w:unhideWhenUsed="0" w:qFormat="1"/>
-    <w:lsdException w:name="Bibliography" w:uiPriority="37"/>
-    <w:lsdException w:name="TOC Heading" w:uiPriority="39" w:qFormat="1"/>
+  <w:latentStyles w:defLockedState="0" w:defUIPriority="99" w:defSemiHidden="0" w:defUnhideWhenUsed="0" w:defQFormat="0" w:count="376">
+    <w:lsdException w:name="Normal" w:uiPriority="0" w:qFormat="1"/>
+    <w:lsdException w:name="heading 1" w:uiPriority="9" w:qFormat="1"/>
+    <w:lsdException w:name="heading 2" w:semiHidden="1" w:uiPriority="9" w:unhideWhenUsed="1" w:qFormat="1"/>
+    <w:lsdException w:name="heading 3" w:semiHidden="1" w:uiPriority="9" w:unhideWhenUsed="1" w:qFormat="1"/>
+    <w:lsdException w:name="heading 4" w:semiHidden="1" w:uiPriority="9" w:unhideWhenUsed="1" w:qFormat="1"/>
+    <w:lsdException w:name="heading 5" w:semiHidden="1" w:uiPriority="9" w:unhideWhenUsed="1" w:qFormat="1"/>
+    <w:lsdException w:name="heading 6" w:semiHidden="1" w:uiPriority="9" w:unhideWhenUsed="1" w:qFormat="1"/>
+    <w:lsdException w:name="heading 7" w:semiHidden="1" w:uiPriority="9" w:unhideWhenUsed="1" w:qFormat="1"/>
+    <w:lsdException w:name="heading 8" w:semiHidden="1" w:uiPriority="9" w:unhideWhenUsed="1" w:qFormat="1"/>
+    <w:lsdException w:name="heading 9" w:semiHidden="1" w:uiPriority="9" w:unhideWhenUsed="1" w:qFormat="1"/>
+    <w:lsdException w:name="index 1" w:semiHidden="1" w:unhideWhenUsed="1"/>
+    <w:lsdException w:name="index 2" w:semiHidden="1" w:unhideWhenUsed="1"/>
+    <w:lsdException w:name="index 3" w:semiHidden="1" w:unhideWhenUsed="1"/>
+    <w:lsdException w:name="index 4" w:semiHidden="1" w:unhideWhenUsed="1"/>
+    <w:lsdException w:name="index 5" w:semiHidden="1" w:unhideWhenUsed="1"/>
+    <w:lsdException w:name="index 6" w:semiHidden="1" w:unhideWhenUsed="1"/>
+    <w:lsdException w:name="index 7" w:semiHidden="1" w:unhideWhenUsed="1"/>
+    <w:lsdException w:name="index 8" w:semiHidden="1" w:unhideWhenUsed="1"/>
+    <w:lsdException w:name="index 9" w:semiHidden="1" w:unhideWhenUsed="1"/>
+    <w:lsdException w:name="toc 1" w:semiHidden="1" w:uiPriority="39" w:unhideWhenUsed="1"/>
+    <w:lsdException w:name="toc 2" w:semiHidden="1" w:uiPriority="39" w:unhideWhenUsed="1"/>
+    <w:lsdException w:name="toc 3" w:semiHidden="1" w:uiPriority="39" w:unhideWhenUsed="1"/>
+    <w:lsdException w:name="toc 4" w:semiHidden="1" w:uiPriority="39" w:unhideWhenUsed="1"/>
+    <w:lsdException w:name="toc 5" w:semiHidden="1" w:uiPriority="39" w:unhideWhenUsed="1"/>
+    <w:lsdException w:name="toc 6" w:semiHidden="1" w:uiPriority="39" w:unhideWhenUsed="1"/>
+    <w:lsdException w:name="toc 7" w:semiHidden="1" w:uiPriority="39" w:unhideWhenUsed="1"/>
+    <w:lsdException w:name="toc 8" w:semiHidden="1" w:uiPriority="39" w:unhideWhenUsed="1"/>
+    <w:lsdException w:name="toc 9" w:semiHidden="1" w:uiPriority="39" w:unhideWhenUsed="1"/>
+    <w:lsdException w:name="Normal Indent" w:semiHidden="1" w:unhideWhenUsed="1"/>
+    <w:lsdException w:name="footnote text" w:semiHidden="1" w:unhideWhenUsed="1"/>
+    <w:lsdException w:name="annotation text" w:semiHidden="1" w:unhideWhenUsed="1"/>
+    <w:lsdException w:name="header" w:semiHidden="1" w:unhideWhenUsed="1"/>
+    <w:lsdException w:name="footer" w:semiHidden="1" w:unhideWhenUsed="1"/>
+    <w:lsdException w:name="index heading" w:semiHidden="1" w:unhideWhenUsed="1"/>
+    <w:lsdException w:name="caption" w:semiHidden="1" w:uiPriority="35" w:unhideWhenUsed="1" w:qFormat="1"/>
+    <w:lsdException w:name="table of figures" w:semiHidden="1" w:unhideWhenUsed="1"/>
+    <w:lsdException w:name="envelope address" w:semiHidden="1" w:unhideWhenUsed="1"/>
+    <w:lsdException w:name="envelope return" w:semiHidden="1" w:unhideWhenUsed="1"/>
+    <w:lsdException w:name="footnote reference" w:semiHidden="1" w:unhideWhenUsed="1"/>
+    <w:lsdException w:name="annotation reference" w:semiHidden="1" w:unhideWhenUsed="1"/>
+    <w:lsdException w:name="line number" w:semiHidden="1" w:unhideWhenUsed="1"/>
+    <w:lsdException w:name="page number" w:semiHidden="1" w:unhideWhenUsed="1"/>
+    <w:lsdException w:name="endnote reference" w:semiHidden="1" w:unhideWhenUsed="1"/>
+    <w:lsdException w:name="endnote text" w:semiHidden="1" w:unhideWhenUsed="1"/>
+    <w:lsdException w:name="table of authorities" w:semiHidden="1" w:unhideWhenUsed="1"/>
+    <w:lsdException w:name="macro" w:semiHidden="1" w:unhideWhenUsed="1"/>
+    <w:lsdException w:name="toa heading" w:semiHidden="1" w:unhideWhenUsed="1"/>
+    <w:lsdException w:name="List" w:semiHidden="1" w:unhideWhenUsed="1"/>
+    <w:lsdException w:name="List Bullet" w:semiHidden="1" w:unhideWhenUsed="1"/>
+    <w:lsdException w:name="List Number" w:semiHidden="1" w:unhideWhenUsed="1"/>
+    <w:lsdException w:name="List 2" w:semiHidden="1" w:unhideWhenUsed="1"/>
+    <w:lsdException w:name="List 3" w:semiHidden="1" w:unhideWhenUsed="1"/>
+    <w:lsdException w:name="List 4" w:semiHidden="1" w:unhideWhenUsed="1"/>
+    <w:lsdException w:name="List 5" w:semiHidden="1" w:unhideWhenUsed="1"/>
+    <w:lsdException w:name="List Bullet 2" w:semiHidden="1" w:unhideWhenUsed="1"/>
+    <w:lsdException w:name="List Bullet 3" w:semiHidden="1" w:unhideWhenUsed="1"/>
+    <w:lsdException w:name="List Bullet 4" w:semiHidden="1" w:unhideWhenUsed="1"/>
+    <w:lsdException w:name="List Bullet 5" w:semiHidden="1" w:unhideWhenUsed="1"/>
+    <w:lsdException w:name="List Number 2" w:semiHidden="1" w:unhideWhenUsed="1"/>
+    <w:lsdException w:name="List Number 3" w:semiHidden="1" w:unhideWhenUsed="1"/>
+    <w:lsdException w:name="List Number 4" w:semiHidden="1" w:unhideWhenUsed="1"/>
+    <w:lsdException w:name="List Number 5" w:semiHidden="1" w:unhideWhenUsed="1"/>
+    <w:lsdException w:name="Title" w:uiPriority="10" w:qFormat="1"/>
+    <w:lsdException w:name="Closing" w:semiHidden="1" w:unhideWhenUsed="1"/>
+    <w:lsdException w:name="Signature" w:semiHidden="1" w:unhideWhenUsed="1"/>
+    <w:lsdException w:name="Default Paragraph Font" w:semiHidden="1" w:uiPriority="1" w:unhideWhenUsed="1"/>
+    <w:lsdException w:name="Body Text" w:semiHidden="1" w:unhideWhenUsed="1"/>
+    <w:lsdException w:name="Body Text Indent" w:semiHidden="1" w:unhideWhenUsed="1"/>
+    <w:lsdException w:name="List Continue" w:semiHidden="1" w:unhideWhenUsed="1"/>
+    <w:lsdException w:name="List Continue 2" w:semiHidden="1" w:unhideWhenUsed="1"/>
+    <w:lsdException w:name="List Continue 3" w:semiHidden="1" w:unhideWhenUsed="1"/>
+    <w:lsdException w:name="List Continue 4" w:semiHidden="1" w:unhideWhenUsed="1"/>
+    <w:lsdException w:name="List Continue 5" w:semiHidden="1" w:unhideWhenUsed="1"/>
+    <w:lsdException w:name="Message Header" w:semiHidden="1" w:unhideWhenUsed="1"/>
+    <w:lsdException w:name="Subtitle" w:uiPriority="11" w:qFormat="1"/>
+    <w:lsdException w:name="Salutation" w:semiHidden="1" w:unhideWhenUsed="1"/>
+    <w:lsdException w:name="Date" w:semiHidden="1" w:unhideWhenUsed="1"/>
+    <w:lsdException w:name="Body Text First Indent" w:semiHidden="1" w:unhideWhenUsed="1"/>
+    <w:lsdException w:name="Body Text First Indent 2" w:semiHidden="1" w:unhideWhenUsed="1"/>
+    <w:lsdException w:name="Note Heading" w:semiHidden="1" w:unhideWhenUsed="1"/>
+    <w:lsdException w:name="Body Text 2" w:semiHidden="1" w:unhideWhenUsed="1"/>
+    <w:lsdException w:name="Body Text 3" w:semiHidden="1" w:unhideWhenUsed="1"/>
+    <w:lsdException w:name="Body Text Indent 2" w:semiHidden="1" w:unhideWhenUsed="1"/>
+    <w:lsdException w:name="Body Text Indent 3" w:semiHidden="1" w:unhideWhenUsed="1"/>
+    <w:lsdException w:name="Block Text" w:semiHidden="1" w:unhideWhenUsed="1"/>
+    <w:lsdException w:name="Hyperlink" w:semiHidden="1" w:unhideWhenUsed="1"/>
+    <w:lsdException w:name="FollowedHyperlink" w:semiHidden="1" w:unhideWhenUsed="1"/>
+    <w:lsdException w:name="Strong" w:uiPriority="22" w:qFormat="1"/>
+    <w:lsdException w:name="Emphasis" w:uiPriority="20" w:qFormat="1"/>
+    <w:lsdException w:name="Document Map" w:semiHidden="1" w:unhideWhenUsed="1"/>
+    <w:lsdException w:name="Plain Text" w:semiHidden="1" w:unhideWhenUsed="1"/>
+    <w:lsdException w:name="E-mail Signature" w:semiHidden="1" w:unhideWhenUsed="1"/>
+    <w:lsdException w:name="HTML Top of Form" w:semiHidden="1" w:unhideWhenUsed="1"/>
+    <w:lsdException w:name="HTML Bottom of Form" w:semiHidden="1" w:unhideWhenUsed="1"/>
+    <w:lsdException w:name="Normal (Web)" w:semiHidden="1" w:unhideWhenUsed="1"/>
+    <w:lsdException w:name="HTML Acronym" w:semiHidden="1" w:unhideWhenUsed="1"/>
+    <w:lsdException w:name="HTML Address" w:semiHidden="1" w:unhideWhenUsed="1"/>
+    <w:lsdException w:name="HTML Cite" w:semiHidden="1" w:unhideWhenUsed="1"/>
+    <w:lsdException w:name="HTML Code" w:semiHidden="1" w:unhideWhenUsed="1"/>
+    <w:lsdException w:name="HTML Definition" w:semiHidden="1" w:unhideWhenUsed="1"/>
+    <w:lsdException w:name="HTML Keyboard" w:semiHidden="1" w:unhideWhenUsed="1"/>
+    <w:lsdException w:name="HTML Preformatted" w:semiHidden="1" w:unhideWhenUsed="1"/>
+    <w:lsdException w:name="HTML Sample" w:semiHidden="1" w:unhideWhenUsed="1"/>
+    <w:lsdException w:name="HTML Typewriter" w:semiHidden="1" w:unhideWhenUsed="1"/>
+    <w:lsdException w:name="HTML Variable" w:semiHidden="1" w:unhideWhenUsed="1"/>
+    <w:lsdException w:name="Normal Table" w:semiHidden="1" w:unhideWhenUsed="1"/>
+    <w:lsdException w:name="annotation subject" w:semiHidden="1" w:unhideWhenUsed="1"/>
+    <w:lsdException w:name="No List" w:semiHidden="1" w:unhideWhenUsed="1"/>
+    <w:lsdException w:name="Outline List 1" w:semiHidden="1" w:unhideWhenUsed="1"/>
+    <w:lsdException w:name="Outline List 2" w:semiHidden="1" w:unhideWhenUsed="1"/>
+    <w:lsdException w:name="Outline List 3" w:semiHidden="1" w:unhideWhenUsed="1"/>
+    <w:lsdException w:name="Table Simple 1" w:semiHidden="1" w:unhideWhenUsed="1"/>
+    <w:lsdException w:name="Table Simple 2" w:semiHidden="1" w:unhideWhenUsed="1"/>
+    <w:lsdException w:name="Table Simple 3" w:semiHidden="1" w:unhideWhenUsed="1"/>
+    <w:lsdException w:name="Table Classic 1" w:semiHidden="1" w:unhideWhenUsed="1"/>
+    <w:lsdException w:name="Table Classic 2" w:semiHidden="1" w:unhideWhenUsed="1"/>
+    <w:lsdException w:name="Table Classic 3" w:semiHidden="1" w:unhideWhenUsed="1"/>
+    <w:lsdException w:name="Table Classic 4" w:semiHidden="1" w:unhideWhenUsed="1"/>
+    <w:lsdException w:name="Table Colorful 1" w:semiHidden="1" w:unhideWhenUsed="1"/>
+    <w:lsdException w:name="Table Colorful 2" w:semiHidden="1" w:unhideWhenUsed="1"/>
+    <w:lsdException w:name="Table Colorful 3" w:semiHidden="1" w:unhideWhenUsed="1"/>
+    <w:lsdException w:name="Table Columns 1" w:semiHidden="1" w:unhideWhenUsed="1"/>
+    <w:lsdException w:name="Table Columns 2" w:semiHidden="1" w:unhideWhenUsed="1"/>
+    <w:lsdException w:name="Table Columns 3" w:semiHidden="1" w:unhideWhenUsed="1"/>
+    <w:lsdException w:name="Table Columns 4" w:semiHidden="1" w:unhideWhenUsed="1"/>
+    <w:lsdException w:name="Table Columns 5" w:semiHidden="1" w:unhideWhenUsed="1"/>
+    <w:lsdException w:name="Table Grid 1" w:semiHidden="1" w:unhideWhenUsed="1"/>
+    <w:lsdException w:name="Table Grid 2" w:semiHidden="1" w:unhideWhenUsed="1"/>
+    <w:lsdException w:name="Table Grid 3" w:semiHidden="1" w:unhideWhenUsed="1"/>
+    <w:lsdException w:name="Table Grid 4" w:semiHidden="1" w:unhideWhenUsed="1"/>
+    <w:lsdException w:name="Table Grid 5" w:semiHidden="1" w:unhideWhenUsed="1"/>
+    <w:lsdException w:name="Table Grid 6" w:semiHidden="1" w:unhideWhenUsed="1"/>
+    <w:lsdException w:name="Table Grid 7" w:semiHidden="1" w:unhideWhenUsed="1"/>
+    <w:lsdException w:name="Table Grid 8" w:semiHidden="1" w:unhideWhenUsed="1"/>
+    <w:lsdException w:name="Table List 1" w:semiHidden="1" w:unhideWhenUsed="1"/>
+    <w:lsdException w:name="Table List 2" w:semiHidden="1" w:unhideWhenUsed="1"/>
+    <w:lsdException w:name="Table List 3" w:semiHidden="1" w:unhideWhenUsed="1"/>
+    <w:lsdException w:name="Table List 4" w:semiHidden="1" w:unhideWhenUsed="1"/>
+    <w:lsdException w:name="Table List 5" w:semiHidden="1" w:unhideWhenUsed="1"/>
+    <w:lsdException w:name="Table List 6" w:semiHidden="1" w:unhideWhenUsed="1"/>
+    <w:lsdException w:name="Table List 7" w:semiHidden="1" w:unhideWhenUsed="1"/>
+    <w:lsdException w:name="Table List 8" w:semiHidden="1" w:unhideWhenUsed="1"/>
+    <w:lsdException w:name="Table 3D effects 1" w:semiHidden="1" w:unhideWhenUsed="1"/>
+    <w:lsdException w:name="Table 3D effects 2" w:semiHidden="1" w:unhideWhenUsed="1"/>
+    <w:lsdException w:name="Table 3D effects 3" w:semiHidden="1" w:unhideWhenUsed="1"/>
+    <w:lsdException w:name="Table Contemporary" w:semiHidden="1" w:unhideWhenUsed="1"/>
+    <w:lsdException w:name="Table Elegant" w:semiHidden="1" w:unhideWhenUsed="1"/>
+    <w:lsdException w:name="Table Professional" w:semiHidden="1" w:unhideWhenUsed="1"/>
+    <w:lsdException w:name="Table Subtle 1" w:semiHidden="1" w:unhideWhenUsed="1"/>
+    <w:lsdException w:name="Table Subtle 2" w:semiHidden="1" w:unhideWhenUsed="1"/>
+    <w:lsdException w:name="Table Web 1" w:semiHidden="1" w:unhideWhenUsed="1"/>
+    <w:lsdException w:name="Table Web 2" w:semiHidden="1" w:unhideWhenUsed="1"/>
+    <w:lsdException w:name="Table Web 3" w:semiHidden="1" w:unhideWhenUsed="1"/>
+    <w:lsdException w:name="Balloon Text" w:semiHidden="1" w:unhideWhenUsed="1"/>
+    <w:lsdException w:name="Table Grid" w:uiPriority="59"/>
+    <w:lsdException w:name="Table Theme" w:semiHidden="1" w:unhideWhenUsed="1"/>
+    <w:lsdException w:name="Placeholder Text" w:semiHidden="1"/>
+    <w:lsdException w:name="No Spacing" w:uiPriority="1" w:qFormat="1"/>
+    <w:lsdException w:name="Light Shading" w:uiPriority="60"/>
+    <w:lsdException w:name="Light List" w:uiPriority="61"/>
+    <w:lsdException w:name="Light Grid" w:uiPriority="62"/>
+    <w:lsdException w:name="Medium Shading 1" w:uiPriority="63"/>
+    <w:lsdException w:name="Medium Shading 2" w:uiPriority="64"/>
+    <w:lsdException w:name="Medium List 1" w:uiPriority="65"/>
+    <w:lsdException w:name="Medium List 2" w:uiPriority="66"/>
+    <w:lsdException w:name="Medium Grid 1" w:uiPriority="67"/>
+    <w:lsdException w:name="Medium Grid 2" w:uiPriority="68"/>
+    <w:lsdException w:name="Medium Grid 3" w:uiPriority="69"/>
+    <w:lsdException w:name="Dark List" w:uiPriority="70"/>
+    <w:lsdException w:name="Colorful Shading" w:uiPriority="71"/>
+    <w:lsdException w:name="Colorful List" w:uiPriority="72"/>
+    <w:lsdException w:name="Colorful Grid" w:uiPriority="73"/>
+    <w:lsdException w:name="Light Shading Accent 1" w:uiPriority="60"/>
+    <w:lsdException w:name="Light List Accent 1" w:uiPriority="61"/>
+    <w:lsdException w:name="Light Grid Accent 1" w:uiPriority="62"/>
+    <w:lsdException w:name="Medium Shading 1 Accent 1" w:uiPriority="63"/>
+    <w:lsdException w:name="Medium Shading 2 Accent 1" w:uiPriority="64"/>
+    <w:lsdException w:name="Medium List 1 Accent 1" w:uiPriority="65"/>
+    <w:lsdException w:name="Revision" w:semiHidden="1"/>
+    <w:lsdException w:name="List Paragraph" w:uiPriority="34" w:qFormat="1"/>
+    <w:lsdException w:name="Quote" w:uiPriority="29" w:qFormat="1"/>
+    <w:lsdException w:name="Intense Quote" w:uiPriority="30" w:qFormat="1"/>
+    <w:lsdException w:name="Medium List 2 Accent 1" w:uiPriority="66"/>
+    <w:lsdException w:name="Medium Grid 1 Accent 1" w:uiPriority="67"/>
+    <w:lsdException w:name="Medium Grid 2 Accent 1" w:uiPriority="68"/>
+    <w:lsdException w:name="Medium Grid 3 Accent 1" w:uiPriority="69"/>
+    <w:lsdException w:name="Dark List Accent 1" w:uiPriority="70"/>
+    <w:lsdException w:name="Colorful Shading Accent 1" w:uiPriority="71"/>
+    <w:lsdException w:name="Colorful List Accent 1" w:uiPriority="72"/>
+    <w:lsdException w:name="Colorful Grid Accent 1" w:uiPriority="73"/>
+    <w:lsdException w:name="Light Shading Accent 2" w:uiPriority="60"/>
+    <w:lsdException w:name="Light List Accent 2" w:uiPriority="61"/>
+    <w:lsdException w:name="Light Grid Accent 2" w:uiPriority="62"/>
+    <w:lsdException w:name="Medium Shading 1 Accent 2" w:uiPriority="63"/>
+    <w:lsdException w:name="Medium Shading 2 Accent 2" w:uiPriority="64"/>
+    <w:lsdException w:name="Medium List 1 Accent 2" w:uiPriority="65"/>
+    <w:lsdException w:name="Medium List 2 Accent 2" w:uiPriority="66"/>
+    <w:lsdException w:name="Medium Grid 1 Accent 2" w:uiPriority="67"/>
+    <w:lsdException w:name="Medium Grid 2 Accent 2" w:uiPriority="68"/>
+    <w:lsdException w:name="Medium Grid 3 Accent 2" w:uiPriority="69"/>
+    <w:lsdException w:name="Dark List Accent 2" w:uiPriority="70"/>
+    <w:lsdException w:name="Colorful Shading Accent 2" w:uiPriority="71"/>
+    <w:lsdException w:name="Colorful List Accent 2" w:uiPriority="72"/>
+    <w:lsdException w:name="Colorful Grid Accent 2" w:uiPriority="73"/>
+    <w:lsdException w:name="Light Shading Accent 3" w:uiPriority="60"/>
+    <w:lsdException w:name="Light List Accent 3" w:uiPriority="61"/>
+    <w:lsdException w:name="Light Grid Accent 3" w:uiPriority="62"/>
+    <w:lsdException w:name="Medium Shading 1 Accent 3" w:uiPriority="63"/>
+    <w:lsdException w:name="Medium Shading 2 Accent 3" w:uiPriority="64"/>
+    <w:lsdException w:name="Medium List 1 Accent 3" w:uiPriority="65"/>
+    <w:lsdException w:name="Medium List 2 Accent 3" w:uiPriority="66"/>
+    <w:lsdException w:name="Medium Grid 1 Accent 3" w:uiPriority="67"/>
+    <w:lsdException w:name="Medium Grid 2 Accent 3" w:uiPriority="68"/>
+    <w:lsdException w:name="Medium Grid 3 Accent 3" w:uiPriority="69"/>
+    <w:lsdException w:name="Dark List Accent 3" w:uiPriority="70"/>
+    <w:lsdException w:name="Colorful Shading Accent 3" w:uiPriority="71"/>
+    <w:lsdException w:name="Colorful List Accent 3" w:uiPriority="72"/>
+    <w:lsdException w:name="Colorful Grid Accent 3" w:uiPriority="73"/>
+    <w:lsdException w:name="Light Shading Accent 4" w:uiPriority="60"/>
+    <w:lsdException w:name="Light List Accent 4" w:uiPriority="61"/>
+    <w:lsdException w:name="Light Grid Accent 4" w:uiPriority="62"/>
+    <w:lsdException w:name="Medium Shading 1 Accent 4" w:uiPriority="63"/>
+    <w:lsdException w:name="Medium Shading 2 Accent 4" w:uiPriority="64"/>
+    <w:lsdException w:name="Medium List 1 Accent 4" w:uiPriority="65"/>
+    <w:lsdException w:name="Medium List 2 Accent 4" w:uiPriority="66"/>
+    <w:lsdException w:name="Medium Grid 1 Accent 4" w:uiPriority="67"/>
+    <w:lsdException w:name="Medium Grid 2 Accent 4" w:uiPriority="68"/>
+    <w:lsdException w:name="Medium Grid 3 Accent 4" w:uiPriority="69"/>
+    <w:lsdException w:name="Dark List Accent 4" w:uiPriority="70"/>
+    <w:lsdException w:name="Colorful Shading Accent 4" w:uiPriority="71"/>
+    <w:lsdException w:name="Colorful List Accent 4" w:uiPriority="72"/>
+    <w:lsdException w:name="Colorful Grid Accent 4" w:uiPriority="73"/>
+    <w:lsdException w:name="Light Shading Accent 5" w:uiPriority="60"/>
+    <w:lsdException w:name="Light List Accent 5" w:uiPriority="61"/>
+    <w:lsdException w:name="Light Grid Accent 5" w:uiPriority="62"/>
+    <w:lsdException w:name="Medium Shading 1 Accent 5" w:uiPriority="63"/>
+    <w:lsdException w:name="Medium Shading 2 Accent 5" w:uiPriority="64"/>
+    <w:lsdException w:name="Medium List 1 Accent 5" w:uiPriority="65"/>
+    <w:lsdException w:name="Medium List 2 Accent 5" w:uiPriority="66"/>
+    <w:lsdException w:name="Medium Grid 1 Accent 5" w:uiPriority="67"/>
+    <w:lsdException w:name="Medium Grid 2 Accent 5" w:uiPriority="68"/>
+    <w:lsdException w:name="Medium Grid 3 Accent 5" w:uiPriority="69"/>
+    <w:lsdException w:name="Dark List Accent 5" w:uiPriority="70"/>
+    <w:lsdException w:name="Colorful Shading Accent 5" w:uiPriority="71"/>
+    <w:lsdException w:name="Colorful List Accent 5" w:uiPriority="72"/>
+    <w:lsdException w:name="Colorful Grid Accent 5" w:uiPriority="73"/>
+    <w:lsdException w:name="Light Shading Accent 6" w:uiPriority="60"/>
+    <w:lsdException w:name="Light List Accent 6" w:uiPriority="61"/>
+    <w:lsdException w:name="Light Grid Accent 6" w:uiPriority="62"/>
+    <w:lsdException w:name="Medium Shading 1 Accent 6" w:uiPriority="63"/>
+    <w:lsdException w:name="Medium Shading 2 Accent 6" w:uiPriority="64"/>
+    <w:lsdException w:name="Medium List 1 Accent 6" w:uiPriority="65"/>
+    <w:lsdException w:name="Medium List 2 Accent 6" w:uiPriority="66"/>
+    <w:lsdException w:name="Medium Grid 1 Accent 6" w:uiPriority="67"/>
+    <w:lsdException w:name="Medium Grid 2 Accent 6" w:uiPriority="68"/>
+    <w:lsdException w:name="Medium Grid 3 Accent 6" w:uiPriority="69"/>
+    <w:lsdException w:name="Dark List Accent 6" w:uiPriority="70"/>
+    <w:lsdException w:name="Colorful Shading Accent 6" w:uiPriority="71"/>
+    <w:lsdException w:name="Colorful List Accent 6" w:uiPriority="72"/>
+    <w:lsdException w:name="Colorful Grid Accent 6" w:uiPriority="73"/>
+    <w:lsdException w:name="Subtle Emphasis" w:uiPriority="19" w:qFormat="1"/>
+    <w:lsdException w:name="Intense Emphasis" w:uiPriority="21" w:qFormat="1"/>
+    <w:lsdException w:name="Subtle Reference" w:uiPriority="31" w:qFormat="1"/>
+    <w:lsdException w:name="Intense Reference" w:uiPriority="32" w:qFormat="1"/>
+    <w:lsdException w:name="Book Title" w:uiPriority="33" w:qFormat="1"/>
+    <w:lsdException w:name="Bibliography" w:semiHidden="1" w:uiPriority="37" w:unhideWhenUsed="1"/>
+    <w:lsdException w:name="TOC Heading" w:semiHidden="1" w:uiPriority="39" w:unhideWhenUsed="1" w:qFormat="1"/>
+    <w:lsdException w:name="Plain Table 1" w:uiPriority="41"/>
+    <w:lsdException w:name="Plain Table 2" w:uiPriority="42"/>
+    <w:lsdException w:name="Plain Table 3" w:uiPriority="43"/>
+    <w:lsdException w:name="Plain Table 4" w:uiPriority="44"/>
+    <w:lsdException w:name="Plain Table 5" w:uiPriority="45"/>
+    <w:lsdException w:name="Grid Table Light" w:uiPriority="40"/>
+    <w:lsdException w:name="Grid Table 1 Light" w:uiPriority="46"/>
+    <w:lsdException w:name="Grid Table 2" w:uiPriority="47"/>
+    <w:lsdException w:name="Grid Table 3" w:uiPriority="48"/>
+    <w:lsdException w:name="Grid Table 4" w:uiPriority="49"/>
+    <w:lsdException w:name="Grid Table 5 Dark" w:uiPriority="50"/>
+    <w:lsdException w:name="Grid Table 6 Colorful" w:uiPriority="51"/>
+    <w:lsdException w:name="Grid Table 7 Colorful" w:uiPriority="52"/>
+    <w:lsdException w:name="Grid Table 1 Light Accent 1" w:uiPriority="46"/>
+    <w:lsdException w:name="Grid Table 2 Accent 1" w:uiPriority="47"/>
+    <w:lsdException w:name="Grid Table 3 Accent 1" w:uiPriority="48"/>
+    <w:lsdException w:name="Grid Table 4 Accent 1" w:uiPriority="49"/>
+    <w:lsdException w:name="Grid Table 5 Dark Accent 1" w:uiPriority="50"/>
+    <w:lsdException w:name="Grid Table 6 Colorful Accent 1" w:uiPriority="51"/>
+    <w:lsdException w:name="Grid Table 7 Colorful Accent 1" w:uiPriority="52"/>
+    <w:lsdException w:name="Grid Table 1 Light Accent 2" w:uiPriority="46"/>
+    <w:lsdException w:name="Grid Table 2 Accent 2" w:uiPriority="47"/>
+    <w:lsdException w:name="Grid Table 3 Accent 2" w:uiPriority="48"/>
+    <w:lsdException w:name="Grid Table 4 Accent 2" w:uiPriority="49"/>
+    <w:lsdException w:name="Grid Table 5 Dark Accent 2" w:uiPriority="50"/>
+    <w:lsdException w:name="Grid Table 6 Colorful Accent 2" w:uiPriority="51"/>
+    <w:lsdException w:name="Grid Table 7 Colorful Accent 2" w:uiPriority="52"/>
+    <w:lsdException w:name="Grid Table 1 Light Accent 3" w:uiPriority="46"/>
+    <w:lsdException w:name="Grid Table 2 Accent 3" w:uiPriority="47"/>
+    <w:lsdException w:name="Grid Table 3 Accent 3" w:uiPriority="48"/>
+    <w:lsdException w:name="Grid Table 4 Accent 3" w:uiPriority="49"/>
+    <w:lsdException w:name="Grid Table 5 Dark Accent 3" w:uiPriority="50"/>
+    <w:lsdException w:name="Grid Table 6 Colorful Accent 3" w:uiPriority="51"/>
+    <w:lsdException w:name="Grid Table 7 Colorful Accent 3" w:uiPriority="52"/>
+    <w:lsdException w:name="Grid Table 1 Light Accent 4" w:uiPriority="46"/>
+    <w:lsdException w:name="Grid Table 2 Accent 4" w:uiPriority="47"/>
+    <w:lsdException w:name="Grid Table 3 Accent 4" w:uiPriority="48"/>
+    <w:lsdException w:name="Grid Table 4 Accent 4" w:uiPriority="49"/>
+    <w:lsdException w:name="Grid Table 5 Dark Accent 4" w:uiPriority="50"/>
+    <w:lsdException w:name="Grid Table 6 Colorful Accent 4" w:uiPriority="51"/>
+    <w:lsdException w:name="Grid Table 7 Colorful Accent 4" w:uiPriority="52"/>
+    <w:lsdException w:name="Grid Table 1 Light Accent 5" w:uiPriority="46"/>
+    <w:lsdException w:name="Grid Table 2 Accent 5" w:uiPriority="47"/>
+    <w:lsdException w:name="Grid Table 3 Accent 5" w:uiPriority="48"/>
+    <w:lsdException w:name="Grid Table 4 Accent 5" w:uiPriority="49"/>
+    <w:lsdException w:name="Grid Table 5 Dark Accent 5" w:uiPriority="50"/>
+    <w:lsdException w:name="Grid Table 6 Colorful Accent 5" w:uiPriority="51"/>
+    <w:lsdException w:name="Grid Table 7 Colorful Accent 5" w:uiPriority="52"/>
+    <w:lsdException w:name="Grid Table 1 Light Accent 6" w:uiPriority="46"/>
+    <w:lsdException w:name="Grid Table 2 Accent 6" w:uiPriority="47"/>
+    <w:lsdException w:name="Grid Table 3 Accent 6" w:uiPriority="48"/>
+    <w:lsdException w:name="Grid Table 4 Accent 6" w:uiPriority="49"/>
+    <w:lsdException w:name="Grid Table 5 Dark Accent 6" w:uiPriority="50"/>
+    <w:lsdException w:name="Grid Table 6 Colorful Accent 6" w:uiPriority="51"/>
+    <w:lsdException w:name="Grid Table 7 Colorful Accent 6" w:uiPriority="52"/>
+    <w:lsdException w:name="List Table 1 Light" w:uiPriority="46"/>
+    <w:lsdException w:name="List Table 2" w:uiPriority="47"/>
+    <w:lsdException w:name="List Table 3" w:uiPriority="48"/>
+    <w:lsdException w:name="List Table 4" w:uiPriority="49"/>
+    <w:lsdException w:name="List Table 5 Dark" w:uiPriority="50"/>
+    <w:lsdException w:name="List Table 6 Colorful" w:uiPriority="51"/>
+    <w:lsdException w:name="List Table 7 Colorful" w:uiPriority="52"/>
+    <w:lsdException w:name="List Table 1 Light Accent 1" w:uiPriority="46"/>
+    <w:lsdException w:name="List Table 2 Accent 1" w:uiPriority="47"/>
+    <w:lsdException w:name="List Table 3 Accent 1" w:uiPriority="48"/>
+    <w:lsdException w:name="List Table 4 Accent 1" w:uiPriority="49"/>
+    <w:lsdException w:name="List Table 5 Dark Accent 1" w:uiPriority="50"/>
+    <w:lsdException w:name="List Table 6 Colorful Accent 1" w:uiPriority="51"/>
+    <w:lsdException w:name="List Table 7 Colorful Accent 1" w:uiPriority="52"/>
+    <w:lsdException w:name="List Table 1 Light Accent 2" w:uiPriority="46"/>
+    <w:lsdException w:name="List Table 2 Accent 2" w:uiPriority="47"/>
+    <w:lsdException w:name="List Table 3 Accent 2" w:uiPriority="48"/>
+    <w:lsdException w:name="List Table 4 Accent 2" w:uiPriority="49"/>
+    <w:lsdException w:name="List Table 5 Dark Accent 2" w:uiPriority="50"/>
+    <w:lsdException w:name="List Table 6 Colorful Accent 2" w:uiPriority="51"/>
+    <w:lsdException w:name="List Table 7 Colorful Accent 2" w:uiPriority="52"/>
+    <w:lsdException w:name="List Table 1 Light Accent 3" w:uiPriority="46"/>
+    <w:lsdException w:name="List Table 2 Accent 3" w:uiPriority="47"/>
+    <w:lsdException w:name="List Table 3 Accent 3" w:uiPriority="48"/>
+    <w:lsdException w:name="List Table 4 Accent 3" w:uiPriority="49"/>
+    <w:lsdException w:name="List Table 5 Dark Accent 3" w:uiPriority="50"/>
+    <w:lsdException w:name="List Table 6 Colorful Accent 3" w:uiPriority="51"/>
+    <w:lsdException w:name="List Table 7 Colorful Accent 3" w:uiPriority="52"/>
+    <w:lsdException w:name="List Table 1 Light Accent 4" w:uiPriority="46"/>
+    <w:lsdException w:name="List Table 2 Accent 4" w:uiPriority="47"/>
+    <w:lsdException w:name="List Table 3 Accent 4" w:uiPriority="48"/>
+    <w:lsdException w:name="List Table 4 Accent 4" w:uiPriority="49"/>
+    <w:lsdException w:name="List Table 5 Dark Accent 4" w:uiPriority="50"/>
+    <w:lsdException w:name="List Table 6 Colorful Accent 4" w:uiPriority="51"/>
+    <w:lsdException w:name="List Table 7 Colorful Accent 4" w:uiPriority="52"/>
+    <w:lsdException w:name="List Table 1 Light Accent 5" w:uiPriority="46"/>
+    <w:lsdException w:name="List Table 2 Accent 5" w:uiPriority="47"/>
+    <w:lsdException w:name="List Table 3 Accent 5" w:uiPriority="48"/>
+    <w:lsdException w:name="List Table 4 Accent 5" w:uiPriority="49"/>
+    <w:lsdException w:name="List Table 5 Dark Accent 5" w:uiPriority="50"/>
+    <w:lsdException w:name="List Table 6 Colorful Accent 5" w:uiPriority="51"/>
+    <w:lsdException w:name="List Table 7 Colorful Accent 5" w:uiPriority="52"/>
+    <w:lsdException w:name="List Table 1 Light Accent 6" w:uiPriority="46"/>
+    <w:lsdException w:name="List Table 2 Accent 6" w:uiPriority="47"/>
+    <w:lsdException w:name="List Table 3 Accent 6" w:uiPriority="48"/>
+    <w:lsdException w:name="List Table 4 Accent 6" w:uiPriority="49"/>
+    <w:lsdException w:name="List Table 5 Dark Accent 6" w:uiPriority="50"/>
+    <w:lsdException w:name="List Table 6 Colorful Accent 6" w:uiPriority="51"/>
+    <w:lsdException w:name="List Table 7 Colorful Accent 6" w:uiPriority="52"/>
+    <w:lsdException w:name="Mention" w:semiHidden="1" w:unhideWhenUsed="1"/>
+    <w:lsdException w:name="Smart Hyperlink" w:semiHidden="1" w:unhideWhenUsed="1"/>
+    <w:lsdException w:name="Hashtag" w:semiHidden="1" w:unhideWhenUsed="1"/>
+    <w:lsdException w:name="Unresolved Mention" w:semiHidden="1" w:unhideWhenUsed="1"/>
+    <w:lsdException w:name="Smart Link" w:semiHidden="1" w:unhideWhenUsed="1"/>
   </w:latentStyles>
   <w:style w:type="paragraph" w:default="1" w:styleId="Normal">
     <w:name w:val="Normal"/>
@@ -634,196 +871,6 @@
     <w:uiPriority w:val="99"/>
     <w:semiHidden/>
     <w:rsid w:val="008B4ADB"/>
-  </w:style>
-</w:styles>
-</file>
-
-<file path=word/stylesWithEffects.xml><?xml version="1.0" encoding="utf-8"?>
-<w:styles xmlns:wpc="http://schemas.microsoft.com/office/word/2010/wordprocessingCanvas" xmlns:mc="http://schemas.openxmlformats.org/markup-compatibility/2006" xmlns:o="urn:schemas-microsoft-com:office:office" xmlns:r="http://schemas.openxmlformats.org/officeDocument/2006/relationships" xmlns:m="http://schemas.openxmlformats.org/officeDocument/2006/math" xmlns:v="urn:schemas-microsoft-com:vml" xmlns:wp14="http://schemas.microsoft.com/office/word/2010/wordprocessingDrawing" xmlns:wp="http://schemas.openxmlformats.org/drawingml/2006/wordprocessingDrawing" xmlns:w10="urn:schemas-microsoft-com:office:word" xmlns:w="http://schemas.openxmlformats.org/wordprocessingml/2006/main" xmlns:w14="http://schemas.microsoft.com/office/word/2010/wordml" xmlns:wpg="http://schemas.microsoft.com/office/word/2010/wordprocessingGroup" xmlns:wpi="http://schemas.microsoft.com/office/word/2010/wordprocessingInk" xmlns:wne="http://schemas.microsoft.com/office/word/2006/wordml" xmlns:wps="http://schemas.microsoft.com/office/word/2010/wordprocessingShape" mc:Ignorable="w14 wp14">
-  <w:docDefaults>
-    <w:rPrDefault>
-      <w:rPr>
-        <w:rFonts w:asciiTheme="minorHAnsi" w:eastAsiaTheme="minorEastAsia" w:hAnsiTheme="minorHAnsi" w:cstheme="minorBidi"/>
-        <w:sz w:val="22"/>
-        <w:szCs w:val="22"/>
-        <w:lang w:val="en-US" w:eastAsia="en-US" w:bidi="ar-SA"/>
-      </w:rPr>
-    </w:rPrDefault>
-    <w:pPrDefault>
-      <w:pPr>
-        <w:spacing w:after="200" w:line="276" w:lineRule="auto"/>
-      </w:pPr>
-    </w:pPrDefault>
-  </w:docDefaults>
-  <w:latentStyles w:defLockedState="0" w:defUIPriority="99" w:defSemiHidden="1" w:defUnhideWhenUsed="1" w:defQFormat="0" w:count="267">
-    <w:lsdException w:name="Normal" w:semiHidden="0" w:uiPriority="0" w:unhideWhenUsed="0" w:qFormat="1"/>
-    <w:lsdException w:name="heading 1" w:semiHidden="0" w:uiPriority="9" w:unhideWhenUsed="0" w:qFormat="1"/>
-    <w:lsdException w:name="heading 2" w:uiPriority="9" w:qFormat="1"/>
-    <w:lsdException w:name="heading 3" w:uiPriority="9" w:qFormat="1"/>
-    <w:lsdException w:name="heading 4" w:uiPriority="9" w:qFormat="1"/>
-    <w:lsdException w:name="heading 5" w:uiPriority="9" w:qFormat="1"/>
-    <w:lsdException w:name="heading 6" w:uiPriority="9" w:qFormat="1"/>
-    <w:lsdException w:name="heading 7" w:uiPriority="9" w:qFormat="1"/>
-    <w:lsdException w:name="heading 8" w:uiPriority="9" w:qFormat="1"/>
-    <w:lsdException w:name="heading 9" w:uiPriority="9" w:qFormat="1"/>
-    <w:lsdException w:name="toc 1" w:uiPriority="39"/>
-    <w:lsdException w:name="toc 2" w:uiPriority="39"/>
-    <w:lsdException w:name="toc 3" w:uiPriority="39"/>
-    <w:lsdException w:name="toc 4" w:uiPriority="39"/>
-    <w:lsdException w:name="toc 5" w:uiPriority="39"/>
-    <w:lsdException w:name="toc 6" w:uiPriority="39"/>
-    <w:lsdException w:name="toc 7" w:uiPriority="39"/>
-    <w:lsdException w:name="toc 8" w:uiPriority="39"/>
-    <w:lsdException w:name="toc 9" w:uiPriority="39"/>
-    <w:lsdException w:name="caption" w:uiPriority="35" w:qFormat="1"/>
-    <w:lsdException w:name="Title" w:semiHidden="0" w:uiPriority="10" w:unhideWhenUsed="0" w:qFormat="1"/>
-    <w:lsdException w:name="Default Paragraph Font" w:uiPriority="1"/>
-    <w:lsdException w:name="Subtitle" w:semiHidden="0" w:uiPriority="11" w:unhideWhenUsed="0" w:qFormat="1"/>
-    <w:lsdException w:name="Strong" w:semiHidden="0" w:uiPriority="22" w:unhideWhenUsed="0" w:qFormat="1"/>
-    <w:lsdException w:name="Emphasis" w:semiHidden="0" w:uiPriority="20" w:unhideWhenUsed="0" w:qFormat="1"/>
-    <w:lsdException w:name="Table Grid" w:semiHidden="0" w:uiPriority="59" w:unhideWhenUsed="0"/>
-    <w:lsdException w:name="Placeholder Text" w:unhideWhenUsed="0"/>
-    <w:lsdException w:name="No Spacing" w:semiHidden="0" w:uiPriority="1" w:unhideWhenUsed="0" w:qFormat="1"/>
-    <w:lsdException w:name="Light Shading" w:semiHidden="0" w:uiPriority="60" w:unhideWhenUsed="0"/>
-    <w:lsdException w:name="Light List" w:semiHidden="0" w:uiPriority="61" w:unhideWhenUsed="0"/>
-    <w:lsdException w:name="Light Grid" w:semiHidden="0" w:uiPriority="62" w:unhideWhenUsed="0"/>
-    <w:lsdException w:name="Medium Shading 1" w:semiHidden="0" w:uiPriority="63" w:unhideWhenUsed="0"/>
-    <w:lsdException w:name="Medium Shading 2" w:semiHidden="0" w:uiPriority="64" w:unhideWhenUsed="0"/>
-    <w:lsdException w:name="Medium List 1" w:semiHidden="0" w:uiPriority="65" w:unhideWhenUsed="0"/>
-    <w:lsdException w:name="Medium List 2" w:semiHidden="0" w:uiPriority="66" w:unhideWhenUsed="0"/>
-    <w:lsdException w:name="Medium Grid 1" w:semiHidden="0" w:uiPriority="67" w:unhideWhenUsed="0"/>
-    <w:lsdException w:name="Medium Grid 2" w:semiHidden="0" w:uiPriority="68" w:unhideWhenUsed="0"/>
-    <w:lsdException w:name="Medium Grid 3" w:semiHidden="0" w:uiPriority="69" w:unhideWhenUsed="0"/>
-    <w:lsdException w:name="Dark List" w:semiHidden="0" w:uiPriority="70" w:unhideWhenUsed="0"/>
-    <w:lsdException w:name="Colorful Shading" w:semiHidden="0" w:uiPriority="71" w:unhideWhenUsed="0"/>
-    <w:lsdException w:name="Colorful List" w:semiHidden="0" w:uiPriority="72" w:unhideWhenUsed="0"/>
-    <w:lsdException w:name="Colorful Grid" w:semiHidden="0" w:uiPriority="73" w:unhideWhenUsed="0"/>
-    <w:lsdException w:name="Light Shading Accent 1" w:semiHidden="0" w:uiPriority="60" w:unhideWhenUsed="0"/>
-    <w:lsdException w:name="Light List Accent 1" w:semiHidden="0" w:uiPriority="61" w:unhideWhenUsed="0"/>
-    <w:lsdException w:name="Light Grid Accent 1" w:semiHidden="0" w:uiPriority="62" w:unhideWhenUsed="0"/>
-    <w:lsdException w:name="Medium Shading 1 Accent 1" w:semiHidden="0" w:uiPriority="63" w:unhideWhenUsed="0"/>
-    <w:lsdException w:name="Medium Shading 2 Accent 1" w:semiHidden="0" w:uiPriority="64" w:unhideWhenUsed="0"/>
-    <w:lsdException w:name="Medium List 1 Accent 1" w:semiHidden="0" w:uiPriority="65" w:unhideWhenUsed="0"/>
-    <w:lsdException w:name="Revision" w:unhideWhenUsed="0"/>
-    <w:lsdException w:name="List Paragraph" w:semiHidden="0" w:uiPriority="34" w:unhideWhenUsed="0" w:qFormat="1"/>
-    <w:lsdException w:name="Quote" w:semiHidden="0" w:uiPriority="29" w:unhideWhenUsed="0" w:qFormat="1"/>
-    <w:lsdException w:name="Intense Quote" w:semiHidden="0" w:uiPriority="30" w:unhideWhenUsed="0" w:qFormat="1"/>
-    <w:lsdException w:name="Medium List 2 Accent 1" w:semiHidden="0" w:uiPriority="66" w:unhideWhenUsed="0"/>
-    <w:lsdException w:name="Medium Grid 1 Accent 1" w:semiHidden="0" w:uiPriority="67" w:unhideWhenUsed="0"/>
-    <w:lsdException w:name="Medium Grid 2 Accent 1" w:semiHidden="0" w:uiPriority="68" w:unhideWhenUsed="0"/>
-    <w:lsdException w:name="Medium Grid 3 Accent 1" w:semiHidden="0" w:uiPriority="69" w:unhideWhenUsed="0"/>
-    <w:lsdException w:name="Dark List Accent 1" w:semiHidden="0" w:uiPriority="70" w:unhideWhenUsed="0"/>
-    <w:lsdException w:name="Colorful Shading Accent 1" w:semiHidden="0" w:uiPriority="71" w:unhideWhenUsed="0"/>
-    <w:lsdException w:name="Colorful List Accent 1" w:semiHidden="0" w:uiPriority="72" w:unhideWhenUsed="0"/>
-    <w:lsdException w:name="Colorful Grid Accent 1" w:semiHidden="0" w:uiPriority="73" w:unhideWhenUsed="0"/>
-    <w:lsdException w:name="Light Shading Accent 2" w:semiHidden="0" w:uiPriority="60" w:unhideWhenUsed="0"/>
-    <w:lsdException w:name="Light List Accent 2" w:semiHidden="0" w:uiPriority="61" w:unhideWhenUsed="0"/>
-    <w:lsdException w:name="Light Grid Accent 2" w:semiHidden="0" w:uiPriority="62" w:unhideWhenUsed="0"/>
-    <w:lsdException w:name="Medium Shading 1 Accent 2" w:semiHidden="0" w:uiPriority="63" w:unhideWhenUsed="0"/>
-    <w:lsdException w:name="Medium Shading 2 Accent 2" w:semiHidden="0" w:uiPriority="64" w:unhideWhenUsed="0"/>
-    <w:lsdException w:name="Medium List 1 Accent 2" w:semiHidden="0" w:uiPriority="65" w:unhideWhenUsed="0"/>
-    <w:lsdException w:name="Medium List 2 Accent 2" w:semiHidden="0" w:uiPriority="66" w:unhideWhenUsed="0"/>
-    <w:lsdException w:name="Medium Grid 1 Accent 2" w:semiHidden="0" w:uiPriority="67" w:unhideWhenUsed="0"/>
-    <w:lsdException w:name="Medium Grid 2 Accent 2" w:semiHidden="0" w:uiPriority="68" w:unhideWhenUsed="0"/>
-    <w:lsdException w:name="Medium Grid 3 Accent 2" w:semiHidden="0" w:uiPriority="69" w:unhideWhenUsed="0"/>
-    <w:lsdException w:name="Dark List Accent 2" w:semiHidden="0" w:uiPriority="70" w:unhideWhenUsed="0"/>
-    <w:lsdException w:name="Colorful Shading Accent 2" w:semiHidden="0" w:uiPriority="71" w:unhideWhenUsed="0"/>
-    <w:lsdException w:name="Colorful List Accent 2" w:semiHidden="0" w:uiPriority="72" w:unhideWhenUsed="0"/>
-    <w:lsdException w:name="Colorful Grid Accent 2" w:semiHidden="0" w:uiPriority="73" w:unhideWhenUsed="0"/>
-    <w:lsdException w:name="Light Shading Accent 3" w:semiHidden="0" w:uiPriority="60" w:unhideWhenUsed="0"/>
-    <w:lsdException w:name="Light List Accent 3" w:semiHidden="0" w:uiPriority="61" w:unhideWhenUsed="0"/>
-    <w:lsdException w:name="Light Grid Accent 3" w:semiHidden="0" w:uiPriority="62" w:unhideWhenUsed="0"/>
-    <w:lsdException w:name="Medium Shading 1 Accent 3" w:semiHidden="0" w:uiPriority="63" w:unhideWhenUsed="0"/>
-    <w:lsdException w:name="Medium Shading 2 Accent 3" w:semiHidden="0" w:uiPriority="64" w:unhideWhenUsed="0"/>
-    <w:lsdException w:name="Medium List 1 Accent 3" w:semiHidden="0" w:uiPriority="65" w:unhideWhenUsed="0"/>
-    <w:lsdException w:name="Medium List 2 Accent 3" w:semiHidden="0" w:uiPriority="66" w:unhideWhenUsed="0"/>
-    <w:lsdException w:name="Medium Grid 1 Accent 3" w:semiHidden="0" w:uiPriority="67" w:unhideWhenUsed="0"/>
-    <w:lsdException w:name="Medium Grid 2 Accent 3" w:semiHidden="0" w:uiPriority="68" w:unhideWhenUsed="0"/>
-    <w:lsdException w:name="Medium Grid 3 Accent 3" w:semiHidden="0" w:uiPriority="69" w:unhideWhenUsed="0"/>
-    <w:lsdException w:name="Dark List Accent 3" w:semiHidden="0" w:uiPriority="70" w:unhideWhenUsed="0"/>
-    <w:lsdException w:name="Colorful Shading Accent 3" w:semiHidden="0" w:uiPriority="71" w:unhideWhenUsed="0"/>
-    <w:lsdException w:name="Colorful List Accent 3" w:semiHidden="0" w:uiPriority="72" w:unhideWhenUsed="0"/>
-    <w:lsdException w:name="Colorful Grid Accent 3" w:semiHidden="0" w:uiPriority="73" w:unhideWhenUsed="0"/>
-    <w:lsdException w:name="Light Shading Accent 4" w:semiHidden="0" w:uiPriority="60" w:unhideWhenUsed="0"/>
-    <w:lsdException w:name="Light List Accent 4" w:semiHidden="0" w:uiPriority="61" w:unhideWhenUsed="0"/>
-    <w:lsdException w:name="Light Grid Accent 4" w:semiHidden="0" w:uiPriority="62" w:unhideWhenUsed="0"/>
-    <w:lsdException w:name="Medium Shading 1 Accent 4" w:semiHidden="0" w:uiPriority="63" w:unhideWhenUsed="0"/>
-    <w:lsdException w:name="Medium Shading 2 Accent 4" w:semiHidden="0" w:uiPriority="64" w:unhideWhenUsed="0"/>
-    <w:lsdException w:name="Medium List 1 Accent 4" w:semiHidden="0" w:uiPriority="65" w:unhideWhenUsed="0"/>
-    <w:lsdException w:name="Medium List 2 Accent 4" w:semiHidden="0" w:uiPriority="66" w:unhideWhenUsed="0"/>
-    <w:lsdException w:name="Medium Grid 1 Accent 4" w:semiHidden="0" w:uiPriority="67" w:unhideWhenUsed="0"/>
-    <w:lsdException w:name="Medium Grid 2 Accent 4" w:semiHidden="0" w:uiPriority="68" w:unhideWhenUsed="0"/>
-    <w:lsdException w:name="Medium Grid 3 Accent 4" w:semiHidden="0" w:uiPriority="69" w:unhideWhenUsed="0"/>
-    <w:lsdException w:name="Dark List Accent 4" w:semiHidden="0" w:uiPriority="70" w:unhideWhenUsed="0"/>
-    <w:lsdException w:name="Colorful Shading Accent 4" w:semiHidden="0" w:uiPriority="71" w:unhideWhenUsed="0"/>
-    <w:lsdException w:name="Colorful List Accent 4" w:semiHidden="0" w:uiPriority="72" w:unhideWhenUsed="0"/>
-    <w:lsdException w:name="Colorful Grid Accent 4" w:semiHidden="0" w:uiPriority="73" w:unhideWhenUsed="0"/>
-    <w:lsdException w:name="Light Shading Accent 5" w:semiHidden="0" w:uiPriority="60" w:unhideWhenUsed="0"/>
-    <w:lsdException w:name="Light List Accent 5" w:semiHidden="0" w:uiPriority="61" w:unhideWhenUsed="0"/>
-    <w:lsdException w:name="Light Grid Accent 5" w:semiHidden="0" w:uiPriority="62" w:unhideWhenUsed="0"/>
-    <w:lsdException w:name="Medium Shading 1 Accent 5" w:semiHidden="0" w:uiPriority="63" w:unhideWhenUsed="0"/>
-    <w:lsdException w:name="Medium Shading 2 Accent 5" w:semiHidden="0" w:uiPriority="64" w:unhideWhenUsed="0"/>
-    <w:lsdException w:name="Medium List 1 Accent 5" w:semiHidden="0" w:uiPriority="65" w:unhideWhenUsed="0"/>
-    <w:lsdException w:name="Medium List 2 Accent 5" w:semiHidden="0" w:uiPriority="66" w:unhideWhenUsed="0"/>
-    <w:lsdException w:name="Medium Grid 1 Accent 5" w:semiHidden="0" w:uiPriority="67" w:unhideWhenUsed="0"/>
-    <w:lsdException w:name="Medium Grid 2 Accent 5" w:semiHidden="0" w:uiPriority="68" w:unhideWhenUsed="0"/>
-    <w:lsdException w:name="Medium Grid 3 Accent 5" w:semiHidden="0" w:uiPriority="69" w:unhideWhenUsed="0"/>
-    <w:lsdException w:name="Dark List Accent 5" w:semiHidden="0" w:uiPriority="70" w:unhideWhenUsed="0"/>
-    <w:lsdException w:name="Colorful Shading Accent 5" w:semiHidden="0" w:uiPriority="71" w:unhideWhenUsed="0"/>
-    <w:lsdException w:name="Colorful List Accent 5" w:semiHidden="0" w:uiPriority="72" w:unhideWhenUsed="0"/>
-    <w:lsdException w:name="Colorful Grid Accent 5" w:semiHidden="0" w:uiPriority="73" w:unhideWhenUsed="0"/>
-    <w:lsdException w:name="Light Shading Accent 6" w:semiHidden="0" w:uiPriority="60" w:unhideWhenUsed="0"/>
-    <w:lsdException w:name="Light List Accent 6" w:semiHidden="0" w:uiPriority="61" w:unhideWhenUsed="0"/>
-    <w:lsdException w:name="Light Grid Accent 6" w:semiHidden="0" w:uiPriority="62" w:unhideWhenUsed="0"/>
-    <w:lsdException w:name="Medium Shading 1 Accent 6" w:semiHidden="0" w:uiPriority="63" w:unhideWhenUsed="0"/>
-    <w:lsdException w:name="Medium Shading 2 Accent 6" w:semiHidden="0" w:uiPriority="64" w:unhideWhenUsed="0"/>
-    <w:lsdException w:name="Medium List 1 Accent 6" w:semiHidden="0" w:uiPriority="65" w:unhideWhenUsed="0"/>
-    <w:lsdException w:name="Medium List 2 Accent 6" w:semiHidden="0" w:uiPriority="66" w:unhideWhenUsed="0"/>
-    <w:lsdException w:name="Medium Grid 1 Accent 6" w:semiHidden="0" w:uiPriority="67" w:unhideWhenUsed="0"/>
-    <w:lsdException w:name="Medium Grid 2 Accent 6" w:semiHidden="0" w:uiPriority="68" w:unhideWhenUsed="0"/>
-    <w:lsdException w:name="Medium Grid 3 Accent 6" w:semiHidden="0" w:uiPriority="69" w:unhideWhenUsed="0"/>
-    <w:lsdException w:name="Dark List Accent 6" w:semiHidden="0" w:uiPriority="70" w:unhideWhenUsed="0"/>
-    <w:lsdException w:name="Colorful Shading Accent 6" w:semiHidden="0" w:uiPriority="71" w:unhideWhenUsed="0"/>
-    <w:lsdException w:name="Colorful List Accent 6" w:semiHidden="0" w:uiPriority="72" w:unhideWhenUsed="0"/>
-    <w:lsdException w:name="Colorful Grid Accent 6" w:semiHidden="0" w:uiPriority="73" w:unhideWhenUsed="0"/>
-    <w:lsdException w:name="Subtle Emphasis" w:semiHidden="0" w:uiPriority="19" w:unhideWhenUsed="0" w:qFormat="1"/>
-    <w:lsdException w:name="Intense Emphasis" w:semiHidden="0" w:uiPriority="21" w:unhideWhenUsed="0" w:qFormat="1"/>
-    <w:lsdException w:name="Subtle Reference" w:semiHidden="0" w:uiPriority="31" w:unhideWhenUsed="0" w:qFormat="1"/>
-    <w:lsdException w:name="Intense Reference" w:semiHidden="0" w:uiPriority="32" w:unhideWhenUsed="0" w:qFormat="1"/>
-    <w:lsdException w:name="Book Title" w:semiHidden="0" w:uiPriority="33" w:unhideWhenUsed="0" w:qFormat="1"/>
-    <w:lsdException w:name="Bibliography" w:uiPriority="37"/>
-    <w:lsdException w:name="TOC Heading" w:uiPriority="39" w:qFormat="1"/>
-  </w:latentStyles>
-  <w:style w:type="paragraph" w:default="1" w:styleId="Normal">
-    <w:name w:val="Normal"/>
-    <w:qFormat/>
-  </w:style>
-  <w:style w:type="character" w:default="1" w:styleId="DefaultParagraphFont">
-    <w:name w:val="Default Paragraph Font"/>
-    <w:uiPriority w:val="1"/>
-    <w:semiHidden/>
-    <w:unhideWhenUsed/>
-  </w:style>
-  <w:style w:type="table" w:default="1" w:styleId="TableNormal">
-    <w:name w:val="Normal Table"/>
-    <w:uiPriority w:val="99"/>
-    <w:semiHidden/>
-    <w:unhideWhenUsed/>
-    <w:tblPr>
-      <w:tblInd w:w="0" w:type="dxa"/>
-      <w:tblCellMar>
-        <w:top w:w="0" w:type="dxa"/>
-        <w:left w:w="108" w:type="dxa"/>
-        <w:bottom w:w="0" w:type="dxa"/>
-        <w:right w:w="108" w:type="dxa"/>
-      </w:tblCellMar>
-    </w:tblPr>
-  </w:style>
-  <w:style w:type="numbering" w:default="1" w:styleId="NoList">
-    <w:name w:val="No List"/>
-    <w:uiPriority w:val="99"/>
-    <w:semiHidden/>
-    <w:unhideWhenUsed/>
   </w:style>
 </w:styles>
 </file>

--- a/public/templates/pricetag/disc-reg-tgg-allocation.docx
+++ b/public/templates/pricetag/disc-reg-tgg-allocation.docx
@@ -17,20 +17,7 @@
           <w:noProof/>
           <w:lang w:val="en-US"/>
         </w:rPr>
-        <w:pict w14:anchorId="13DE6945">
-          <v:shapetype id="_x0000_t32" coordsize="21600,21600" o:spt="32" o:oned="t" path="m,l21600,21600e" filled="f">
-            <v:path arrowok="t" fillok="f" o:connecttype="none"/>
-            <o:lock v:ext="edit" shapetype="t"/>
-          </v:shapetype>
-          <v:shape id="_x0000_s1079" type="#_x0000_t32" style="position:absolute;margin-left:292.05pt;margin-top:5pt;width:68.1pt;height:7pt;flip:y;z-index:251694080" o:connectortype="straight" strokecolor="#e00" strokeweight="1pt"/>
-        </w:pict>
-      </w:r>
-      <w:r>
-        <w:rPr>
-          <w:noProof/>
-          <w:lang w:val="en-US"/>
-        </w:rPr>
-        <w:pict w14:anchorId="28D0BE89">
+        <w:pict w14:anchorId="5A3ADBFE">
           <v:shapetype id="_x0000_t136" coordsize="21600,21600" o:spt="136" adj="10800" path="m@7,l@8,m@5,21600l@6,21600e">
             <v:formulas>
               <v:f eqn="sum #0 0 10800"/>
@@ -55,33 +42,58 @@
             </v:handles>
             <o:lock v:ext="edit" text="t" shapetype="t"/>
           </v:shapetype>
+          <v:shape id="_x0000_s1065" type="#_x0000_t136" style="position:absolute;margin-left:253.5pt;margin-top:-18pt;width:18pt;height:27pt;z-index:251679744" fillcolor="red" stroked="f" strokecolor="red" strokeweight="1.5pt">
+            <v:shadow color="#900"/>
+            <v:textpath style="font-family:&quot;Calisto MT&quot;;v-text-kern:t" trim="t" fitpath="t" string="%"/>
+          </v:shape>
+        </w:pict>
+      </w:r>
+      <w:r>
+        <w:rPr>
+          <w:noProof/>
+          <w:lang w:val="en-US"/>
+        </w:rPr>
+        <w:pict w14:anchorId="6B2A571F">
+          <v:shape id="_x0000_s1064" type="#_x0000_t136" style="position:absolute;margin-left:65.85pt;margin-top:-27pt;width:185.4pt;height:90pt;z-index:251678720" fillcolor="red" strokecolor="red" strokeweight="3pt">
+            <v:shadow color="#900"/>
+            <v:textpath style="font-family:&quot;Book Antiqua&quot;;font-weight:bold;v-text-kern:t" trim="t" fitpath="t" string="&lt;&lt;Program&gt;&gt;"/>
+          </v:shape>
+        </w:pict>
+      </w:r>
+      <w:r>
+        <w:rPr>
+          <w:noProof/>
+          <w:lang w:val="en-US"/>
+        </w:rPr>
+        <w:pict w14:anchorId="525D39CB">
+          <v:shape id="_x0000_s1062" type="#_x0000_t136" style="position:absolute;margin-left:-3.75pt;margin-top:3pt;width:63pt;height:40pt;z-index:251676672" fillcolor="#00b0f0" stroked="f" strokecolor="#002060" strokeweight="1.5pt">
+            <v:shadow color="#900"/>
+            <v:textpath style="font-family:&quot;Arial Narrow&quot;;font-weight:bold;v-text-kern:t" trim="t" fitpath="t" string="*Promo Berlaku&#10;Selama Alokasi&#10;Masih Ada"/>
+          </v:shape>
+        </w:pict>
+      </w:r>
+      <w:r>
+        <w:rPr>
+          <w:noProof/>
+          <w:lang w:val="en-US"/>
+        </w:rPr>
+        <w:pict w14:anchorId="13DE6945">
+          <v:shapetype id="_x0000_t32" coordsize="21600,21600" o:spt="32" o:oned="t" path="m,l21600,21600e" filled="f">
+            <v:path arrowok="t" fillok="f" o:connecttype="none"/>
+            <o:lock v:ext="edit" shapetype="t"/>
+          </v:shapetype>
+          <v:shape id="_x0000_s1079" type="#_x0000_t32" style="position:absolute;margin-left:292.05pt;margin-top:5pt;width:68.1pt;height:7pt;flip:y;z-index:251694080" o:connectortype="straight" strokecolor="#e00" strokeweight="1pt"/>
+        </w:pict>
+      </w:r>
+      <w:r>
+        <w:rPr>
+          <w:noProof/>
+          <w:lang w:val="en-US"/>
+        </w:rPr>
+        <w:pict w14:anchorId="28D0BE89">
           <v:shape id="_x0000_s1076" type="#_x0000_t136" style="position:absolute;margin-left:303.75pt;margin-top:-14pt;width:65.25pt;height:9pt;z-index:251691008" fillcolor="#00b0f0" stroked="f" strokecolor="#002060" strokeweight="1.5pt">
             <v:shadow color="#900"/>
             <v:textpath style="font-family:&quot;Arial Narrow&quot;;font-weight:bold;v-text-kern:t" trim="t" fitpath="t" string="AP : &lt;&lt;Periode&gt;&gt;"/>
-          </v:shape>
-        </w:pict>
-      </w:r>
-      <w:r>
-        <w:rPr>
-          <w:noProof/>
-          <w:lang w:val="en-US"/>
-        </w:rPr>
-        <w:pict w14:anchorId="6B2A571F">
-          <v:shape id="_x0000_s1064" type="#_x0000_t136" style="position:absolute;margin-left:64.35pt;margin-top:-27pt;width:185.4pt;height:90pt;z-index:251678720" fillcolor="red" strokecolor="red" strokeweight="3pt">
-            <v:shadow color="#900"/>
-            <v:textpath style="font-family:&quot;Book Antiqua&quot;;font-weight:bold;v-text-kern:t" trim="t" fitpath="t" string="&lt;&lt;Program&gt;&gt;"/>
-          </v:shape>
-        </w:pict>
-      </w:r>
-      <w:r>
-        <w:rPr>
-          <w:noProof/>
-          <w:lang w:val="en-US"/>
-        </w:rPr>
-        <w:pict w14:anchorId="525D39CB">
-          <v:shape id="_x0000_s1062" type="#_x0000_t136" style="position:absolute;margin-left:-11.25pt;margin-top:3pt;width:63pt;height:40pt;z-index:251676672" fillcolor="#00b0f0" stroked="f" strokecolor="#002060" strokeweight="1.5pt">
-            <v:shadow color="#900"/>
-            <v:textpath style="font-family:&quot;Arial Narrow&quot;;font-weight:bold;v-text-kern:t" trim="t" fitpath="t" string="*Promo Berlaku&#10;Selama Alokasi&#10;Masih Ada"/>
           </v:shape>
         </w:pict>
       </w:r>
@@ -178,18 +190,6 @@
           <v:shape id="_x0000_s1061" type="#_x0000_t136" style="position:absolute;margin-left:51.75pt;margin-top:-54pt;width:317.25pt;height:18pt;z-index:251675648" fillcolor="#00b0f0" strokecolor="black [3213]" strokeweight=".25pt">
             <v:shadow color="#900"/>
             <v:textpath style="font-family:&quot;Arial Black&quot;;font-weight:bold;v-text-kern:t" trim="t" fitpath="t" string="&lt;&lt;NamaBarang&gt;&gt;"/>
-          </v:shape>
-        </w:pict>
-      </w:r>
-      <w:r>
-        <w:rPr>
-          <w:noProof/>
-          <w:lang w:val="en-US"/>
-        </w:rPr>
-        <w:pict w14:anchorId="5A3ADBFE">
-          <v:shape id="_x0000_s1065" type="#_x0000_t136" style="position:absolute;margin-left:252pt;margin-top:-18pt;width:18pt;height:27pt;z-index:251679744" fillcolor="red" stroked="f" strokecolor="red" strokeweight="1.5pt">
-            <v:shadow color="#900"/>
-            <v:textpath style="font-family:&quot;Calisto MT&quot;;v-text-kern:t" trim="t" fitpath="t" string="%"/>
           </v:shape>
         </w:pict>
       </w:r>
@@ -224,6 +224,18 @@
           <w:lang w:val="en-US"/>
         </w:rPr>
       </w:pPr>
+      <w:r>
+        <w:rPr>
+          <w:noProof/>
+          <w:lang w:val="en-US"/>
+        </w:rPr>
+        <w:pict w14:anchorId="64F438B0">
+          <v:shape id="_x0000_s1077" type="#_x0000_t136" style="position:absolute;margin-left:-3.75pt;margin-top:26.55pt;width:63pt;height:9pt;z-index:251692032" fillcolor="red" stroked="f" strokecolor="#002060" strokeweight="1.5pt">
+            <v:shadow color="#900"/>
+            <v:textpath style="font-family:&quot;Arial Narrow&quot;;font-weight:bold;v-text-kern:t" trim="t" fitpath="t" string="Alokasi : &lt;&lt;Alokasi&gt;&gt;Pcs"/>
+          </v:shape>
+        </w:pict>
+      </w:r>
       <w:r>
         <w:rPr>
           <w:noProof/>
@@ -246,18 +258,6 @@
           <w:lang w:val="en-US"/>
         </w:rPr>
       </w:pPr>
-      <w:r>
-        <w:rPr>
-          <w:noProof/>
-          <w:lang w:val="en-US"/>
-        </w:rPr>
-        <w:pict w14:anchorId="64F438B0">
-          <v:shape id="_x0000_s1077" type="#_x0000_t136" style="position:absolute;margin-left:-11.25pt;margin-top:1.1pt;width:63pt;height:9pt;z-index:251692032" fillcolor="red" stroked="f" strokecolor="#002060" strokeweight="1.5pt">
-            <v:shadow color="#900"/>
-            <v:textpath style="font-family:&quot;Arial Narrow&quot;;font-weight:bold;v-text-kern:t" trim="t" fitpath="t" string="Alokasi : &lt;&lt;Alokasi&gt;&gt;Pcs"/>
-          </v:shape>
-        </w:pict>
-      </w:r>
       <w:r>
         <w:rPr>
           <w:lang w:val="en-US"/>

--- a/public/templates/pricetag/disc-reg-tgg-allocation.docx
+++ b/public/templates/pricetag/disc-reg-tgg-allocation.docx
@@ -93,7 +93,7 @@
         <w:pict w14:anchorId="28D0BE89">
           <v:shape id="_x0000_s1076" type="#_x0000_t136" style="position:absolute;margin-left:303.75pt;margin-top:-14pt;width:65.25pt;height:9pt;z-index:251691008" fillcolor="#00b0f0" stroked="f" strokecolor="#002060" strokeweight="1.5pt">
             <v:shadow color="#900"/>
-            <v:textpath style="font-family:&quot;Arial Narrow&quot;;font-weight:bold;v-text-kern:t" trim="t" fitpath="t" string="AP : &lt;&lt;Periode&gt;&gt;"/>
+            <v:textpath style="font-family:&quot;Arial Black&quot;;Arial Narrow&quot;;font-weight:bold;v-text-kern:t" trim="t" fitpath="t" string="AP : &lt;&lt;Periode&gt;&gt;"/>
           </v:shape>
         </w:pict>
       </w:r>
